--- a/docs/manuel/chapitre-04-prospects.docx
+++ b/docs/manuel/chapitre-04-prospects.docx
@@ -368,7 +368,7 @@
                 <w:sz w:val="20"/>
                 <w:szCs w:val="20"/>
               </w:rPr>
-              <w:t xml:space="preserve">22 septembre 2026</w:t>
+              <w:t xml:space="preserve">23 septembre 2026</w:t>
             </w:r>
           </w:p>
         </w:tc>
@@ -9464,7 +9464,7 @@
         <w:sz w:val="14"/>
         <w:szCs w:val="14"/>
       </w:rPr>
-      <w:t xml:space="preserve">Version 2.101.306 de l'application  ·  22 septembre 2026  ·  document interne BMI Togo</w:t>
+      <w:t xml:space="preserve">Version 2.101.306 de l'application  ·  23 septembre 2026  ·  document interne BMI Togo</w:t>
     </w:r>
   </w:p>
 </w:ftr>

--- a/docs/manuel/chapitre-04-prospects.docx
+++ b/docs/manuel/chapitre-04-prospects.docx
@@ -322,7 +322,7 @@
                 <w:sz w:val="20"/>
                 <w:szCs w:val="20"/>
               </w:rPr>
-              <w:t xml:space="preserve">2.101.306</w:t>
+              <w:t xml:space="preserve">2.101.311</w:t>
             </w:r>
           </w:p>
         </w:tc>
@@ -9464,7 +9464,7 @@
         <w:sz w:val="14"/>
         <w:szCs w:val="14"/>
       </w:rPr>
-      <w:t xml:space="preserve">Version 2.101.306 de l'application  ·  23 septembre 2026  ·  document interne BMI Togo</w:t>
+      <w:t xml:space="preserve">Version 2.101.311 de l'application  ·  23 septembre 2026  ·  document interne BMI Togo</w:t>
     </w:r>
   </w:p>
 </w:ftr>

--- a/docs/manuel/chapitre-04-prospects.docx
+++ b/docs/manuel/chapitre-04-prospects.docx
@@ -322,7 +322,7 @@
                 <w:sz w:val="20"/>
                 <w:szCs w:val="20"/>
               </w:rPr>
-              <w:t xml:space="preserve">2.101.311</w:t>
+              <w:t xml:space="preserve">2.101.346</w:t>
             </w:r>
           </w:p>
         </w:tc>
@@ -368,7 +368,7 @@
                 <w:sz w:val="20"/>
                 <w:szCs w:val="20"/>
               </w:rPr>
-              <w:t xml:space="preserve">23 septembre 2026</w:t>
+              <w:t xml:space="preserve">25 septembre 2026</w:t>
             </w:r>
           </w:p>
         </w:tc>
@@ -9464,7 +9464,7 @@
         <w:sz w:val="14"/>
         <w:szCs w:val="14"/>
       </w:rPr>
-      <w:t xml:space="preserve">Version 2.101.311 de l'application  ·  23 septembre 2026  ·  document interne BMI Togo</w:t>
+      <w:t xml:space="preserve">Version 2.101.346 de l'application  ·  25 septembre 2026  ·  document interne BMI Togo</w:t>
     </w:r>
   </w:p>
 </w:ftr>

--- a/docs/manuel/chapitre-04-prospects.docx
+++ b/docs/manuel/chapitre-04-prospects.docx
@@ -322,7 +322,7 @@
                 <w:sz w:val="20"/>
                 <w:szCs w:val="20"/>
               </w:rPr>
-              <w:t xml:space="preserve">2.101.346</w:t>
+              <w:t xml:space="preserve">2.101.358</w:t>
             </w:r>
           </w:p>
         </w:tc>
@@ -368,7 +368,7 @@
                 <w:sz w:val="20"/>
                 <w:szCs w:val="20"/>
               </w:rPr>
-              <w:t xml:space="preserve">25 septembre 2026</w:t>
+              <w:t xml:space="preserve">27 septembre 2026</w:t>
             </w:r>
           </w:p>
         </w:tc>
@@ -9464,7 +9464,7 @@
         <w:sz w:val="14"/>
         <w:szCs w:val="14"/>
       </w:rPr>
-      <w:t xml:space="preserve">Version 2.101.346 de l'application  ·  25 septembre 2026  ·  document interne BMI Togo</w:t>
+      <w:t xml:space="preserve">Version 2.101.358 de l'application  ·  27 septembre 2026  ·  document interne BMI Togo</w:t>
     </w:r>
   </w:p>
 </w:ftr>

--- a/docs/manuel/chapitre-04-prospects.docx
+++ b/docs/manuel/chapitre-04-prospects.docx
@@ -322,7 +322,7 @@
                 <w:sz w:val="20"/>
                 <w:szCs w:val="20"/>
               </w:rPr>
-              <w:t xml:space="preserve">2.101.358</w:t>
+              <w:t xml:space="preserve">2.101.376</w:t>
             </w:r>
           </w:p>
         </w:tc>
@@ -368,7 +368,7 @@
                 <w:sz w:val="20"/>
                 <w:szCs w:val="20"/>
               </w:rPr>
-              <w:t xml:space="preserve">27 septembre 2026</w:t>
+              <w:t xml:space="preserve">29 septembre 2026</w:t>
             </w:r>
           </w:p>
         </w:tc>
@@ -9464,7 +9464,7 @@
         <w:sz w:val="14"/>
         <w:szCs w:val="14"/>
       </w:rPr>
-      <w:t xml:space="preserve">Version 2.101.358 de l'application  ·  27 septembre 2026  ·  document interne BMI Togo</w:t>
+      <w:t xml:space="preserve">Version 2.101.376 de l'application  ·  29 septembre 2026  ·  document interne BMI Togo</w:t>
     </w:r>
   </w:p>
 </w:ftr>

--- a/docs/manuel/chapitre-04-prospects.docx
+++ b/docs/manuel/chapitre-04-prospects.docx
@@ -322,7 +322,7 @@
                 <w:sz w:val="20"/>
                 <w:szCs w:val="20"/>
               </w:rPr>
-              <w:t xml:space="preserve">2.101.376</w:t>
+              <w:t xml:space="preserve">2.101.377</w:t>
             </w:r>
           </w:p>
         </w:tc>
@@ -368,7 +368,7 @@
                 <w:sz w:val="20"/>
                 <w:szCs w:val="20"/>
               </w:rPr>
-              <w:t xml:space="preserve">29 septembre 2026</w:t>
+              <w:t xml:space="preserve">30 septembre 2026</w:t>
             </w:r>
           </w:p>
         </w:tc>
@@ -9464,7 +9464,7 @@
         <w:sz w:val="14"/>
         <w:szCs w:val="14"/>
       </w:rPr>
-      <w:t xml:space="preserve">Version 2.101.376 de l'application  ·  29 septembre 2026  ·  document interne BMI Togo</w:t>
+      <w:t xml:space="preserve">Version 2.101.377 de l'application  ·  30 septembre 2026  ·  document interne BMI Togo</w:t>
     </w:r>
   </w:p>
 </w:ftr>

--- a/docs/manuel/chapitre-04-prospects.docx
+++ b/docs/manuel/chapitre-04-prospects.docx
@@ -322,7 +322,7 @@
                 <w:sz w:val="20"/>
                 <w:szCs w:val="20"/>
               </w:rPr>
-              <w:t xml:space="preserve">2.101.377</w:t>
+              <w:t xml:space="preserve">2.101.378</w:t>
             </w:r>
           </w:p>
         </w:tc>
@@ -9464,7 +9464,7 @@
         <w:sz w:val="14"/>
         <w:szCs w:val="14"/>
       </w:rPr>
-      <w:t xml:space="preserve">Version 2.101.377 de l'application  ·  30 septembre 2026  ·  document interne BMI Togo</w:t>
+      <w:t xml:space="preserve">Version 2.101.378 de l'application  ·  30 septembre 2026  ·  document interne BMI Togo</w:t>
     </w:r>
   </w:p>
 </w:ftr>

--- a/docs/manuel/chapitre-04-prospects.docx
+++ b/docs/manuel/chapitre-04-prospects.docx
@@ -322,7 +322,7 @@
                 <w:sz w:val="20"/>
                 <w:szCs w:val="20"/>
               </w:rPr>
-              <w:t xml:space="preserve">2.101.378</w:t>
+              <w:t xml:space="preserve">2.101.379</w:t>
             </w:r>
           </w:p>
         </w:tc>
@@ -9464,7 +9464,7 @@
         <w:sz w:val="14"/>
         <w:szCs w:val="14"/>
       </w:rPr>
-      <w:t xml:space="preserve">Version 2.101.378 de l'application  ·  30 septembre 2026  ·  document interne BMI Togo</w:t>
+      <w:t xml:space="preserve">Version 2.101.379 de l'application  ·  30 septembre 2026  ·  document interne BMI Togo</w:t>
     </w:r>
   </w:p>
 </w:ftr>

--- a/docs/manuel/chapitre-04-prospects.docx
+++ b/docs/manuel/chapitre-04-prospects.docx
@@ -322,7 +322,7 @@
                 <w:sz w:val="20"/>
                 <w:szCs w:val="20"/>
               </w:rPr>
-              <w:t xml:space="preserve">2.101.379</w:t>
+              <w:t xml:space="preserve">2.101.380</w:t>
             </w:r>
           </w:p>
         </w:tc>
@@ -9464,7 +9464,7 @@
         <w:sz w:val="14"/>
         <w:szCs w:val="14"/>
       </w:rPr>
-      <w:t xml:space="preserve">Version 2.101.379 de l'application  ·  30 septembre 2026  ·  document interne BMI Togo</w:t>
+      <w:t xml:space="preserve">Version 2.101.380 de l'application  ·  30 septembre 2026  ·  document interne BMI Togo</w:t>
     </w:r>
   </w:p>
 </w:ftr>

--- a/docs/manuel/chapitre-04-prospects.docx
+++ b/docs/manuel/chapitre-04-prospects.docx
@@ -322,7 +322,7 @@
                 <w:sz w:val="20"/>
                 <w:szCs w:val="20"/>
               </w:rPr>
-              <w:t xml:space="preserve">2.101.380</w:t>
+              <w:t xml:space="preserve">2.101.381</w:t>
             </w:r>
           </w:p>
         </w:tc>
@@ -9464,7 +9464,7 @@
         <w:sz w:val="14"/>
         <w:szCs w:val="14"/>
       </w:rPr>
-      <w:t xml:space="preserve">Version 2.101.380 de l'application  ·  30 septembre 2026  ·  document interne BMI Togo</w:t>
+      <w:t xml:space="preserve">Version 2.101.381 de l'application  ·  30 septembre 2026  ·  document interne BMI Togo</w:t>
     </w:r>
   </w:p>
 </w:ftr>

--- a/docs/manuel/chapitre-04-prospects.docx
+++ b/docs/manuel/chapitre-04-prospects.docx
@@ -322,7 +322,7 @@
                 <w:sz w:val="20"/>
                 <w:szCs w:val="20"/>
               </w:rPr>
-              <w:t xml:space="preserve">2.101.381</w:t>
+              <w:t xml:space="preserve">2.101.382</w:t>
             </w:r>
           </w:p>
         </w:tc>
@@ -9464,7 +9464,7 @@
         <w:sz w:val="14"/>
         <w:szCs w:val="14"/>
       </w:rPr>
-      <w:t xml:space="preserve">Version 2.101.381 de l'application  ·  30 septembre 2026  ·  document interne BMI Togo</w:t>
+      <w:t xml:space="preserve">Version 2.101.382 de l'application  ·  30 septembre 2026  ·  document interne BMI Togo</w:t>
     </w:r>
   </w:p>
 </w:ftr>

--- a/docs/manuel/chapitre-04-prospects.docx
+++ b/docs/manuel/chapitre-04-prospects.docx
@@ -322,7 +322,7 @@
                 <w:sz w:val="20"/>
                 <w:szCs w:val="20"/>
               </w:rPr>
-              <w:t xml:space="preserve">2.101.382</w:t>
+              <w:t xml:space="preserve">2.101.383</w:t>
             </w:r>
           </w:p>
         </w:tc>
@@ -9464,7 +9464,7 @@
         <w:sz w:val="14"/>
         <w:szCs w:val="14"/>
       </w:rPr>
-      <w:t xml:space="preserve">Version 2.101.382 de l'application  ·  30 septembre 2026  ·  document interne BMI Togo</w:t>
+      <w:t xml:space="preserve">Version 2.101.383 de l'application  ·  30 septembre 2026  ·  document interne BMI Togo</w:t>
     </w:r>
   </w:p>
 </w:ftr>

--- a/docs/manuel/chapitre-04-prospects.docx
+++ b/docs/manuel/chapitre-04-prospects.docx
@@ -322,7 +322,7 @@
                 <w:sz w:val="20"/>
                 <w:szCs w:val="20"/>
               </w:rPr>
-              <w:t xml:space="preserve">2.101.383</w:t>
+              <w:t xml:space="preserve">2.101.384</w:t>
             </w:r>
           </w:p>
         </w:tc>
@@ -9464,7 +9464,7 @@
         <w:sz w:val="14"/>
         <w:szCs w:val="14"/>
       </w:rPr>
-      <w:t xml:space="preserve">Version 2.101.383 de l'application  ·  30 septembre 2026  ·  document interne BMI Togo</w:t>
+      <w:t xml:space="preserve">Version 2.101.384 de l'application  ·  30 septembre 2026  ·  document interne BMI Togo</w:t>
     </w:r>
   </w:p>
 </w:ftr>

--- a/docs/manuel/chapitre-04-prospects.docx
+++ b/docs/manuel/chapitre-04-prospects.docx
@@ -322,7 +322,7 @@
                 <w:sz w:val="20"/>
                 <w:szCs w:val="20"/>
               </w:rPr>
-              <w:t xml:space="preserve">2.101.384</w:t>
+              <w:t xml:space="preserve">2.101.385</w:t>
             </w:r>
           </w:p>
         </w:tc>
@@ -9464,7 +9464,7 @@
         <w:sz w:val="14"/>
         <w:szCs w:val="14"/>
       </w:rPr>
-      <w:t xml:space="preserve">Version 2.101.384 de l'application  ·  30 septembre 2026  ·  document interne BMI Togo</w:t>
+      <w:t xml:space="preserve">Version 2.101.385 de l'application  ·  30 septembre 2026  ·  document interne BMI Togo</w:t>
     </w:r>
   </w:p>
 </w:ftr>

--- a/docs/manuel/chapitre-04-prospects.docx
+++ b/docs/manuel/chapitre-04-prospects.docx
@@ -322,7 +322,7 @@
                 <w:sz w:val="20"/>
                 <w:szCs w:val="20"/>
               </w:rPr>
-              <w:t xml:space="preserve">2.101.385</w:t>
+              <w:t xml:space="preserve">2.101.386</w:t>
             </w:r>
           </w:p>
         </w:tc>
@@ -9464,7 +9464,7 @@
         <w:sz w:val="14"/>
         <w:szCs w:val="14"/>
       </w:rPr>
-      <w:t xml:space="preserve">Version 2.101.385 de l'application  ·  30 septembre 2026  ·  document interne BMI Togo</w:t>
+      <w:t xml:space="preserve">Version 2.101.386 de l'application  ·  30 septembre 2026  ·  document interne BMI Togo</w:t>
     </w:r>
   </w:p>
 </w:ftr>

--- a/docs/manuel/chapitre-04-prospects.docx
+++ b/docs/manuel/chapitre-04-prospects.docx
@@ -322,7 +322,7 @@
                 <w:sz w:val="20"/>
                 <w:szCs w:val="20"/>
               </w:rPr>
-              <w:t xml:space="preserve">2.101.386</w:t>
+              <w:t xml:space="preserve">2.101.387</w:t>
             </w:r>
           </w:p>
         </w:tc>
@@ -9464,7 +9464,7 @@
         <w:sz w:val="14"/>
         <w:szCs w:val="14"/>
       </w:rPr>
-      <w:t xml:space="preserve">Version 2.101.386 de l'application  ·  30 septembre 2026  ·  document interne BMI Togo</w:t>
+      <w:t xml:space="preserve">Version 2.101.387 de l'application  ·  30 septembre 2026  ·  document interne BMI Togo</w:t>
     </w:r>
   </w:p>
 </w:ftr>

--- a/docs/manuel/chapitre-04-prospects.docx
+++ b/docs/manuel/chapitre-04-prospects.docx
@@ -322,7 +322,7 @@
                 <w:sz w:val="20"/>
                 <w:szCs w:val="20"/>
               </w:rPr>
-              <w:t xml:space="preserve">2.101.387</w:t>
+              <w:t xml:space="preserve">2.101.388</w:t>
             </w:r>
           </w:p>
         </w:tc>
@@ -9464,7 +9464,7 @@
         <w:sz w:val="14"/>
         <w:szCs w:val="14"/>
       </w:rPr>
-      <w:t xml:space="preserve">Version 2.101.387 de l'application  ·  30 septembre 2026  ·  document interne BMI Togo</w:t>
+      <w:t xml:space="preserve">Version 2.101.388 de l'application  ·  30 septembre 2026  ·  document interne BMI Togo</w:t>
     </w:r>
   </w:p>
 </w:ftr>

--- a/docs/manuel/chapitre-04-prospects.docx
+++ b/docs/manuel/chapitre-04-prospects.docx
@@ -322,7 +322,7 @@
                 <w:sz w:val="20"/>
                 <w:szCs w:val="20"/>
               </w:rPr>
-              <w:t xml:space="preserve">2.101.388</w:t>
+              <w:t xml:space="preserve">2.101.389</w:t>
             </w:r>
           </w:p>
         </w:tc>
@@ -2366,7 +2366,7 @@
                 <w:sz w:val="21"/>
                 <w:szCs w:val="21"/>
               </w:rPr>
-              <w:t xml:space="preserve">Lire le cadre ambre, s'il apparaît sous le numéro</w:t>
+              <w:t xml:space="preserve">Choisir le « Projet »</w:t>
             </w:r>
           </w:p>
           <w:p>
@@ -2375,7 +2375,7 @@
                 <w:sz w:val="20"/>
                 <w:szCs w:val="20"/>
               </w:rPr>
-              <w:t xml:space="preserve">« ⚠ Déjà client : NOM — numéro » : cette personne a </w:t>
+              <w:t xml:space="preserve">La liste propose les métiers réglés dans ⚙ Paramètres (Solaire, Forage, Vidéo surveillance…) ; </w:t>
             </w:r>
             <w:r>
               <w:rPr>
@@ -2384,14 +2384,14 @@
                 <w:sz w:val="20"/>
                 <w:szCs w:val="20"/>
               </w:rPr>
-              <w:t xml:space="preserve">déjà un compte client</w:t>
+              <w:t xml:space="preserve">« ✏️ Autre… »</w:t>
             </w:r>
             <w:r>
               <w:rPr>
                 <w:sz w:val="20"/>
                 <w:szCs w:val="20"/>
               </w:rPr>
-              <w:t xml:space="preserve">. Un clic remet son nom et son numéro. On peut quand même l'enregistrer comme prospect (un client peut avoir un nouveau projet), mais on ne lui recréera pas de compte.</w:t>
+              <w:t xml:space="preserve"> ouvre une case pour le taper (« éclairage »). Facultatif ici — mais c'est lui que la relance écrira au client (« votre projet d'installation solaire »). S'il manque, la relance le demandera une fois.</w:t>
             </w:r>
           </w:p>
         </w:tc>
@@ -2450,7 +2450,7 @@
                 <w:sz w:val="21"/>
                 <w:szCs w:val="21"/>
               </w:rPr>
-              <w:t xml:space="preserve">Où il est, ce qu'il veut</w:t>
+              <w:t xml:space="preserve">Lire le cadre ambre, s'il apparaît sous le numéro</w:t>
             </w:r>
           </w:p>
           <w:p>
@@ -2459,7 +2459,7 @@
                 <w:sz w:val="20"/>
                 <w:szCs w:val="20"/>
               </w:rPr>
-              <w:t xml:space="preserve">« Localisation (quartier, repère) » en texte, et </w:t>
+              <w:t xml:space="preserve">« ⚠ Déjà client : NOM — numéro » : cette personne a </w:t>
             </w:r>
             <w:r>
               <w:rPr>
@@ -2468,14 +2468,14 @@
                 <w:sz w:val="20"/>
                 <w:szCs w:val="20"/>
               </w:rPr>
-              <w:t xml:space="preserve">« 📍 Choisir sur la carte »</w:t>
+              <w:t xml:space="preserve">déjà un compte client</w:t>
             </w:r>
             <w:r>
               <w:rPr>
                 <w:sz w:val="20"/>
                 <w:szCs w:val="20"/>
               </w:rPr>
-              <w:t xml:space="preserve"> pour poser un point (le bouton devient « Position ✓ »). « Nature du chantier / besoin (facultatif) » : l'exemple à l'écran dit tout — « électrifier une maison 4 pièces, 3 ventilateurs + frigo. Pas encore de budget arrêté. Rappeler après le 15. »</w:t>
+              <w:t xml:space="preserve">. Un clic remet son nom et son numéro. On peut quand même l'enregistrer comme prospect (un client peut avoir un nouveau projet), mais on ne lui recréera pas de compte.</w:t>
             </w:r>
           </w:p>
         </w:tc>
@@ -2535,7 +2535,7 @@
                 <w:sz w:val="21"/>
                 <w:szCs w:val="21"/>
               </w:rPr>
-              <w:t xml:space="preserve">Avis, intérêt, relance</w:t>
+              <w:t xml:space="preserve">Où il est, ce qu'il veut</w:t>
             </w:r>
           </w:p>
           <w:p>
@@ -2544,7 +2544,23 @@
                 <w:sz w:val="20"/>
                 <w:szCs w:val="20"/>
               </w:rPr>
-              <w:t xml:space="preserve">« Avis » : Favorable ou Défavorable. « Intérêt » : Intéressé ou Désintéressé. « Date de relance (facultatif) » : le jour où il faut le rappeler — c'est cette date qui allume la case 🔔.</w:t>
+              <w:t xml:space="preserve">« Localisation (quartier, repère) » en texte, et </w:t>
+            </w:r>
+            <w:r>
+              <w:rPr>
+                <w:b/>
+                <w:bCs/>
+                <w:sz w:val="20"/>
+                <w:szCs w:val="20"/>
+              </w:rPr>
+              <w:t xml:space="preserve">« 📍 Choisir sur la carte »</w:t>
+            </w:r>
+            <w:r>
+              <w:rPr>
+                <w:sz w:val="20"/>
+                <w:szCs w:val="20"/>
+              </w:rPr>
+              <w:t xml:space="preserve"> pour poser un point (le bouton devient « Position ✓ »). « Nature du chantier / besoin (facultatif) » : l'exemple à l'écran dit tout — « électrifier une maison 4 pièces, 3 ventilateurs + frigo. Pas encore de budget arrêté. Rappeler après le 15. »</w:t>
             </w:r>
           </w:p>
         </w:tc>
@@ -2603,7 +2619,7 @@
                 <w:sz w:val="21"/>
                 <w:szCs w:val="21"/>
               </w:rPr>
-              <w:t xml:space="preserve">« ➕ Enregistrer le prospect »</w:t>
+              <w:t xml:space="preserve">Avis, intérêt, relance</w:t>
             </w:r>
           </w:p>
           <w:p>
@@ -2612,23 +2628,92 @@
                 <w:sz w:val="20"/>
                 <w:szCs w:val="20"/>
               </w:rPr>
-              <w:t xml:space="preserve">La fiche est créée à votre nom, dans l'espace où vous êtes. </w:t>
-            </w:r>
-            <w:r>
-              <w:rPr>
-                <w:b/>
-                <w:bCs/>
+              <w:t xml:space="preserve">« Avis » : Favorable ou Défavorable. « Intérêt » : Intéressé ou Désintéressé. « Date de relance (facultatif) » : le jour où il faut le rappeler — c'est cette date qui allume la case 🔔.</w:t>
+            </w:r>
+          </w:p>
+        </w:tc>
+      </w:tr>
+      <w:tr>
+        <w:trPr>
+          <w:cantSplit/>
+        </w:trPr>
+        <w:tc>
+          <w:tcPr>
+            <w:tcW w:type="dxa" w:w="760"/>
+            <w:shd w:fill="1D4ED8" w:color="auto" w:val="clear"/>
+            <w:tcMar>
+              <w:top w:type="dxa" w:w="100"/>
+              <w:left w:type="dxa" w:w="0"/>
+              <w:bottom w:type="dxa" w:w="100"/>
+              <w:right w:type="dxa" w:w="0"/>
+            </w:tcMar>
+            <w:vAlign w:val="center"/>
+          </w:tcPr>
+          <w:p>
+            <w:pPr>
+              <w:jc w:val="center"/>
+            </w:pPr>
+            <w:r>
+              <w:rPr>
+                <w:b/>
+                <w:bCs/>
+                <w:color w:val="FFFFFF"/>
+                <w:sz w:val="26"/>
+                <w:szCs w:val="26"/>
+              </w:rPr>
+              <w:t xml:space="preserve">6</w:t>
+            </w:r>
+          </w:p>
+        </w:tc>
+        <w:tc>
+          <w:tcPr>
+            <w:tcW w:type="dxa" w:w="8540"/>
+            <w:shd w:fill="F8FAFC" w:color="auto" w:val="clear"/>
+            <w:tcMar>
+              <w:top w:type="dxa" w:w="110"/>
+              <w:left w:type="dxa" w:w="200"/>
+              <w:bottom w:type="dxa" w:w="110"/>
+              <w:right w:type="dxa" w:w="160"/>
+            </w:tcMar>
+          </w:tcPr>
+          <w:p>
+            <w:pPr>
+              <w:spacing w:after="40"/>
+            </w:pPr>
+            <w:r>
+              <w:rPr>
+                <w:b/>
+                <w:bCs/>
+                <w:color w:val="0F172A"/>
+                <w:sz w:val="21"/>
+                <w:szCs w:val="21"/>
+              </w:rPr>
+              <w:t xml:space="preserve">« ➕ Enregistrer le prospect »</w:t>
+            </w:r>
+          </w:p>
+          <w:p>
+            <w:r>
+              <w:rPr>
                 <w:sz w:val="20"/>
                 <w:szCs w:val="20"/>
               </w:rPr>
-              <w:t xml:space="preserve">WhatsApp s'ouvre</w:t>
-            </w:r>
-            <w:r>
-              <w:rPr>
+              <w:t xml:space="preserve">La fiche est créée à votre nom, dans l'espace où vous êtes. Le </w:t>
+            </w:r>
+            <w:r>
+              <w:rPr>
+                <w:b/>
+                <w:bCs/>
                 <w:sz w:val="20"/>
                 <w:szCs w:val="20"/>
               </w:rPr>
-              <w:t xml:space="preserve"> sur son numéro avec un mot d'accueil : « Bonjour NOM, Merci pour votre intérêt pour BMI TOGO ! Un technicien BMI vous recontacte très prochainement pour la suite. » — on appuie sur Envoyer. Le journal note « Nouveau prospect « NOM » (Catégorie) — VOUS ».</w:t>
+              <w:t xml:space="preserve">mot d'accueil part tout seul du numéro WhatsApp BMI</w:t>
+            </w:r>
+            <w:r>
+              <w:rPr>
+                <w:sz w:val="20"/>
+                <w:szCs w:val="20"/>
+              </w:rPr>
+              <w:t xml:space="preserve"> : « Bonjour NOM, 🙏 Merci pour votre intérêt pour BMI TOGO ! Un conseiller BMI vous recontacte très prochainement pour donner suite à votre projet… » suivi de l'e-mail, des numéros et du site. L'écran confirme : « 📲 Le message d'accueil est parti du numéro BMI. » Le journal note « Nouveau prospect « NOM » (Catégorie) — VOUS ».</w:t>
             </w:r>
           </w:p>
         </w:tc>
@@ -2690,20 +2775,20 @@
                 <w:b/>
                 <w:bCs/>
               </w:rPr>
-              <w:t xml:space="preserve">Ce mot d'accueil part de VOTRE téléphone</w:t>
-            </w:r>
-            <w:r>
-              <w:t xml:space="preserve">, pas du numéro BMI, et il ne porte aucun identifiant : le prospect n'est pas encore client. Pour écrire à quelqu'un </w:t>
-            </w:r>
-            <w:r>
-              <w:rPr>
-                <w:b/>
-                <w:bCs/>
-              </w:rPr>
-              <w:t xml:space="preserve">depuis le numéro BMI</w:t>
-            </w:r>
-            <w:r>
-              <w:t xml:space="preserve"> sans devis, c'est « ✍️ Écrire » dans 📲 WhatsApp (chapitre 20).</w:t>
+              <w:t xml:space="preserve">Si le numéro BMI ne peut pas envoyer</w:t>
+            </w:r>
+            <w:r>
+              <w:t xml:space="preserve"> (espace formation, réseau, modèle pas encore approuvé par Meta), l'écran le dit d'abord, puis </w:t>
+            </w:r>
+            <w:r>
+              <w:rPr>
+                <w:b/>
+                <w:bCs/>
+              </w:rPr>
+              <w:t xml:space="preserve">WhatsApp s'ouvre sur VOTRE téléphone avec le même texte</w:t>
+            </w:r>
+            <w:r>
+              <w:t xml:space="preserve"> : on appuie sur Envoyer. Le mot d'accueil ne porte aucun identifiant : le prospect n'est pas encore client. Parti du numéro BMI, il entre dans 📲 WhatsApp, et la conversation vous revient si elle n'est à personne : sa réponse arrive chez vous (chapitre 20).</w:t>
             </w:r>
           </w:p>
         </w:tc>
@@ -2894,7 +2979,7 @@
                 <w:sz w:val="20"/>
                 <w:szCs w:val="20"/>
               </w:rPr>
-              <w:t xml:space="preserve">Sur une ligne en retard : WhatsApp s'ouvre avec le texte prêt — « Je me permets de revenir vers vous concernant votre projet avec BMI TOGO — êtes-vous toujours intéressé ? … » — et l'application note </w:t>
+              <w:t xml:space="preserve">Sur une ligne en retard. Si la fiche n'a pas de projet, l'application le </w:t>
             </w:r>
             <w:r>
               <w:rPr>
@@ -2903,14 +2988,46 @@
                 <w:sz w:val="20"/>
                 <w:szCs w:val="20"/>
               </w:rPr>
-              <w:t xml:space="preserve">toute seule</w:t>
+              <w:t xml:space="preserve">demande une fois</w:t>
             </w:r>
             <w:r>
               <w:rPr>
                 <w:sz w:val="20"/>
                 <w:szCs w:val="20"/>
               </w:rPr>
-              <w:t xml:space="preserve"> « Relance WhatsApp envoyée » dans l'historique du prospect. Un clic, pas de question.</w:t>
+              <w:t xml:space="preserve"> (la même liste) et le garde. Puis une question : « Relancer NOM (numéro) du numéro WhatsApp BMI, au sujet de son projet d'installation solaire ? ». Sur « OK », le message part </w:t>
+            </w:r>
+            <w:r>
+              <w:rPr>
+                <w:b/>
+                <w:bCs/>
+                <w:sz w:val="20"/>
+                <w:szCs w:val="20"/>
+              </w:rPr>
+              <w:t xml:space="preserve">du numéro BMI</w:t>
+            </w:r>
+            <w:r>
+              <w:rPr>
+                <w:sz w:val="20"/>
+                <w:szCs w:val="20"/>
+              </w:rPr>
+              <w:t xml:space="preserve"> : « C'est VOTRE NOM de BMI TOGO. Je me permets de revenir vers vous concernant votre projet d'installation solaire : Etes-vous toujours intéressé ? … ». L'historique note </w:t>
+            </w:r>
+            <w:r>
+              <w:rPr>
+                <w:b/>
+                <w:bCs/>
+                <w:sz w:val="20"/>
+                <w:szCs w:val="20"/>
+              </w:rPr>
+              <w:t xml:space="preserve">tout seul</w:t>
+            </w:r>
+            <w:r>
+              <w:rPr>
+                <w:sz w:val="20"/>
+                <w:szCs w:val="20"/>
+              </w:rPr>
+              <w:t xml:space="preserve"> « Relance WhatsApp envoyée du numéro BMI ». Si le numéro BMI ne peut pas envoyer, WhatsApp s'ouvre sur votre téléphone avec le même texte.</w:t>
             </w:r>
           </w:p>
         </w:tc>
@@ -4420,7 +4537,7 @@
                 <w:sz w:val="19"/>
                 <w:szCs w:val="19"/>
               </w:rPr>
-              <w:t xml:space="preserve">Nature du chantier / besoin (facultatif)</w:t>
+              <w:t xml:space="preserve">Projet</w:t>
             </w:r>
           </w:p>
         </w:tc>
@@ -4441,7 +4558,7 @@
                 <w:sz w:val="19"/>
                 <w:szCs w:val="19"/>
               </w:rPr>
-              <w:t xml:space="preserve">Ce qu'il veut, en une phrase. Se lit sous la localisation, en italique avec 🔧.</w:t>
+              <w:t xml:space="preserve">Un métier de ⚙ Paramètres, ou « ✏️ Autre… » à taper. Il s'écrit dans la relance (« votre projet de forage ») et se lit sous la catégorie (« 🎯 Forage »).</w:t>
             </w:r>
           </w:p>
         </w:tc>
@@ -4466,7 +4583,7 @@
                 <w:sz w:val="19"/>
                 <w:szCs w:val="19"/>
               </w:rPr>
-              <w:t xml:space="preserve">Avis / Intérêt</w:t>
+              <w:t xml:space="preserve">Nature du chantier / besoin (facultatif)</w:t>
             </w:r>
           </w:p>
         </w:tc>
@@ -4486,7 +4603,16 @@
                 <w:sz w:val="19"/>
                 <w:szCs w:val="19"/>
               </w:rPr>
-              <w:t xml:space="preserve">Deux pastilles dans la liste : Favorable/Défavorable, Intéressé/Désintéressé.</w:t>
+              <w:t xml:space="preserve">Ce qu'il veut, en une phrase, et vos notes. Se lit sur sa propre ligne sous le prospect (un clic l'ouvre en entier). </w:t>
+            </w:r>
+            <w:r>
+              <w:rPr>
+                <w:b/>
+                <w:bCs/>
+                <w:sz w:val="19"/>
+                <w:szCs w:val="19"/>
+              </w:rPr>
+              <w:t xml:space="preserve">Il ne part JAMAIS au client.</w:t>
             </w:r>
           </w:p>
         </w:tc>
@@ -4512,7 +4638,7 @@
                 <w:sz w:val="19"/>
                 <w:szCs w:val="19"/>
               </w:rPr>
-              <w:t xml:space="preserve">Date de relance (facultatif)</w:t>
+              <w:t xml:space="preserve">Avis / Intérêt</w:t>
             </w:r>
           </w:p>
         </w:tc>
@@ -4533,6 +4659,51 @@
                 <w:sz w:val="19"/>
                 <w:szCs w:val="19"/>
               </w:rPr>
+              <w:t xml:space="preserve">Deux pastilles dans la liste : Favorable/Défavorable, Intéressé/Désintéressé.</w:t>
+            </w:r>
+          </w:p>
+        </w:tc>
+      </w:tr>
+      <w:tr>
+        <w:trPr>
+          <w:cantSplit/>
+        </w:trPr>
+        <w:tc>
+          <w:tcPr>
+            <w:tcW w:type="dxa" w:w="3000"/>
+            <w:tcMar>
+              <w:top w:type="dxa" w:w="100"/>
+              <w:left w:type="dxa" w:w="140"/>
+              <w:bottom w:type="dxa" w:w="100"/>
+              <w:right w:type="dxa" w:w="140"/>
+            </w:tcMar>
+          </w:tcPr>
+          <w:p>
+            <w:r>
+              <w:rPr>
+                <w:sz w:val="19"/>
+                <w:szCs w:val="19"/>
+              </w:rPr>
+              <w:t xml:space="preserve">Date de relance (facultatif)</w:t>
+            </w:r>
+          </w:p>
+        </w:tc>
+        <w:tc>
+          <w:tcPr>
+            <w:tcW w:type="dxa" w:w="6300"/>
+            <w:tcMar>
+              <w:top w:type="dxa" w:w="100"/>
+              <w:left w:type="dxa" w:w="140"/>
+              <w:bottom w:type="dxa" w:w="100"/>
+              <w:right w:type="dxa" w:w="140"/>
+            </w:tcMar>
+          </w:tcPr>
+          <w:p>
+            <w:r>
+              <w:rPr>
+                <w:sz w:val="19"/>
+                <w:szCs w:val="19"/>
+              </w:rPr>
               <w:t xml:space="preserve">Le jour où il faut le rappeler. C'est ce qui nourrit 🔔.</w:t>
             </w:r>
           </w:p>
@@ -4545,6 +4716,7 @@
         <w:tc>
           <w:tcPr>
             <w:tcW w:type="dxa" w:w="3000"/>
+            <w:shd w:fill="F8FAFC" w:color="auto" w:val="clear"/>
             <w:tcMar>
               <w:top w:type="dxa" w:w="100"/>
               <w:left w:type="dxa" w:w="140"/>
@@ -4565,20 +4737,21 @@
         <w:tc>
           <w:tcPr>
             <w:tcW w:type="dxa" w:w="6300"/>
-            <w:tcMar>
-              <w:top w:type="dxa" w:w="100"/>
-              <w:left w:type="dxa" w:w="140"/>
-              <w:bottom w:type="dxa" w:w="100"/>
-              <w:right w:type="dxa" w:w="140"/>
-            </w:tcMar>
-          </w:tcPr>
-          <w:p>
-            <w:r>
-              <w:rPr>
-                <w:sz w:val="19"/>
-                <w:szCs w:val="19"/>
-              </w:rPr>
-              <w:t xml:space="preserve">Crée la fiche à votre nom et ouvre WhatsApp avec le mot d'accueil.</w:t>
+            <w:shd w:fill="F8FAFC" w:color="auto" w:val="clear"/>
+            <w:tcMar>
+              <w:top w:type="dxa" w:w="100"/>
+              <w:left w:type="dxa" w:w="140"/>
+              <w:bottom w:type="dxa" w:w="100"/>
+              <w:right w:type="dxa" w:w="140"/>
+            </w:tcMar>
+          </w:tcPr>
+          <w:p>
+            <w:r>
+              <w:rPr>
+                <w:sz w:val="19"/>
+                <w:szCs w:val="19"/>
+              </w:rPr>
+              <w:t xml:space="preserve">Crée la fiche à votre nom et envoie le mot d'accueil du numéro BMI (repli : WhatsApp sur votre téléphone).</w:t>
             </w:r>
           </w:p>
         </w:tc>
@@ -4715,7 +4888,7 @@
                 <w:sz w:val="19"/>
                 <w:szCs w:val="19"/>
               </w:rPr>
-              <w:t xml:space="preserve">Nom, numéro ou localisation — la règle de toute recherche (sans accents, chaque mot dans n'importe quel ordre).</w:t>
+              <w:t xml:space="preserve">Nom, numéro, localisation ou projet — la règle de toute recherche (sans accents, chaque mot dans n'importe quel ordre).</w:t>
             </w:r>
           </w:p>
         </w:tc>
@@ -4854,7 +5027,7 @@
                 <w:sz w:val="19"/>
                 <w:szCs w:val="19"/>
               </w:rPr>
-              <w:t xml:space="preserve">Date · Nom · Numéro · Catégorie · Localisation (+ carte, + besoin) · Avis (+ pastilles d'état) · Intérêt · Relance · Commercial (administrateur seulement) · les boutons.</w:t>
+              <w:t xml:space="preserve">Nom (figé quand on fait défiler) · Date · Numéro · Catégorie / projet · Localisation (+ carte) · Avis (+ pastilles d'état) · Intérêt · Relance · Commercial (administrateur seulement) · les boutons.</w:t>
             </w:r>
           </w:p>
         </w:tc>
@@ -4946,7 +5119,7 @@
                 <w:sz w:val="19"/>
                 <w:szCs w:val="19"/>
               </w:rPr>
-              <w:t xml:space="preserve">N'apparaît que si la relance est en retard et que le prospect a un numéro. WhatsApp + note automatique.</w:t>
+              <w:t xml:space="preserve">N'apparaît que si la relance est en retard et que le prospect a un numéro. Une question, puis le message du numéro BMI, nommant le projet ; note automatique.</w:t>
             </w:r>
           </w:p>
         </w:tc>
@@ -4971,7 +5144,7 @@
                 <w:sz w:val="19"/>
                 <w:szCs w:val="19"/>
               </w:rPr>
-              <w:t xml:space="preserve">Réassigner</w:t>
+              <w:t xml:space="preserve">🎯 Projet</w:t>
             </w:r>
           </w:p>
         </w:tc>
@@ -4991,7 +5164,7 @@
                 <w:sz w:val="19"/>
                 <w:szCs w:val="19"/>
               </w:rPr>
-              <w:t xml:space="preserve">Change le commercial responsable (pouvoir requis).</w:t>
+              <w:t xml:space="preserve">Change le projet de la fiche (son commercial, l'administrateur).</w:t>
             </w:r>
           </w:p>
         </w:tc>
@@ -5017,7 +5190,7 @@
                 <w:sz w:val="19"/>
                 <w:szCs w:val="19"/>
               </w:rPr>
-              <w:t xml:space="preserve">📞 Contacté</w:t>
+              <w:t xml:space="preserve">Réassigner</w:t>
             </w:r>
           </w:p>
         </w:tc>
@@ -5038,52 +5211,52 @@
                 <w:sz w:val="19"/>
                 <w:szCs w:val="19"/>
               </w:rPr>
+              <w:t xml:space="preserve">Change le commercial responsable (pouvoir requis).</w:t>
+            </w:r>
+          </w:p>
+        </w:tc>
+      </w:tr>
+      <w:tr>
+        <w:trPr>
+          <w:cantSplit/>
+        </w:trPr>
+        <w:tc>
+          <w:tcPr>
+            <w:tcW w:type="dxa" w:w="3000"/>
+            <w:tcMar>
+              <w:top w:type="dxa" w:w="100"/>
+              <w:left w:type="dxa" w:w="140"/>
+              <w:bottom w:type="dxa" w:w="100"/>
+              <w:right w:type="dxa" w:w="140"/>
+            </w:tcMar>
+          </w:tcPr>
+          <w:p>
+            <w:r>
+              <w:rPr>
+                <w:sz w:val="19"/>
+                <w:szCs w:val="19"/>
+              </w:rPr>
+              <w:t xml:space="preserve">📞 Contacté</w:t>
+            </w:r>
+          </w:p>
+        </w:tc>
+        <w:tc>
+          <w:tcPr>
+            <w:tcW w:type="dxa" w:w="6300"/>
+            <w:tcMar>
+              <w:top w:type="dxa" w:w="100"/>
+              <w:left w:type="dxa" w:w="140"/>
+              <w:bottom w:type="dxa" w:w="100"/>
+              <w:right w:type="dxa" w:w="140"/>
+            </w:tcMar>
+          </w:tcPr>
+          <w:p>
+            <w:r>
+              <w:rPr>
+                <w:sz w:val="19"/>
+                <w:szCs w:val="19"/>
+              </w:rPr>
               <w:t xml:space="preserve">Note un contact, avec ce que ça a donné. Le survol dit la dernière activité.</w:t>
-            </w:r>
-          </w:p>
-        </w:tc>
-      </w:tr>
-      <w:tr>
-        <w:trPr>
-          <w:cantSplit/>
-        </w:trPr>
-        <w:tc>
-          <w:tcPr>
-            <w:tcW w:type="dxa" w:w="3000"/>
-            <w:tcMar>
-              <w:top w:type="dxa" w:w="100"/>
-              <w:left w:type="dxa" w:w="140"/>
-              <w:bottom w:type="dxa" w:w="100"/>
-              <w:right w:type="dxa" w:w="140"/>
-            </w:tcMar>
-          </w:tcPr>
-          <w:p>
-            <w:r>
-              <w:rPr>
-                <w:sz w:val="19"/>
-                <w:szCs w:val="19"/>
-              </w:rPr>
-              <w:t xml:space="preserve">✅ Convertir en client</w:t>
-            </w:r>
-          </w:p>
-        </w:tc>
-        <w:tc>
-          <w:tcPr>
-            <w:tcW w:type="dxa" w:w="6300"/>
-            <w:tcMar>
-              <w:top w:type="dxa" w:w="100"/>
-              <w:left w:type="dxa" w:w="140"/>
-              <w:bottom w:type="dxa" w:w="100"/>
-              <w:right w:type="dxa" w:w="140"/>
-            </w:tcMar>
-          </w:tcPr>
-          <w:p>
-            <w:r>
-              <w:rPr>
-                <w:sz w:val="19"/>
-                <w:szCs w:val="19"/>
-              </w:rPr>
-              <w:t xml:space="preserve">Crée le compte, envoie les accès, passe la fiche « Client acquis ».</w:t>
             </w:r>
           </w:p>
         </w:tc>
@@ -5109,7 +5282,7 @@
                 <w:sz w:val="19"/>
                 <w:szCs w:val="19"/>
               </w:rPr>
-              <w:t xml:space="preserve">📦 Archiver / ↩ Réactiver</w:t>
+              <w:t xml:space="preserve">✅ Convertir en client</w:t>
             </w:r>
           </w:p>
         </w:tc>
@@ -5130,6 +5303,51 @@
                 <w:sz w:val="19"/>
                 <w:szCs w:val="19"/>
               </w:rPr>
+              <w:t xml:space="preserve">Crée le compte, envoie les accès, passe la fiche « Client acquis ».</w:t>
+            </w:r>
+          </w:p>
+        </w:tc>
+      </w:tr>
+      <w:tr>
+        <w:trPr>
+          <w:cantSplit/>
+        </w:trPr>
+        <w:tc>
+          <w:tcPr>
+            <w:tcW w:type="dxa" w:w="3000"/>
+            <w:tcMar>
+              <w:top w:type="dxa" w:w="100"/>
+              <w:left w:type="dxa" w:w="140"/>
+              <w:bottom w:type="dxa" w:w="100"/>
+              <w:right w:type="dxa" w:w="140"/>
+            </w:tcMar>
+          </w:tcPr>
+          <w:p>
+            <w:r>
+              <w:rPr>
+                <w:sz w:val="19"/>
+                <w:szCs w:val="19"/>
+              </w:rPr>
+              <w:t xml:space="preserve">📦 Archiver / ↩ Réactiver</w:t>
+            </w:r>
+          </w:p>
+        </w:tc>
+        <w:tc>
+          <w:tcPr>
+            <w:tcW w:type="dxa" w:w="6300"/>
+            <w:tcMar>
+              <w:top w:type="dxa" w:w="100"/>
+              <w:left w:type="dxa" w:w="140"/>
+              <w:bottom w:type="dxa" w:w="100"/>
+              <w:right w:type="dxa" w:w="140"/>
+            </w:tcMar>
+          </w:tcPr>
+          <w:p>
+            <w:r>
+              <w:rPr>
+                <w:sz w:val="19"/>
+                <w:szCs w:val="19"/>
+              </w:rPr>
               <w:t xml:space="preserve">Sort de la liste active avec un motif ; ou y revient.</w:t>
             </w:r>
           </w:p>
@@ -5142,6 +5360,7 @@
         <w:tc>
           <w:tcPr>
             <w:tcW w:type="dxa" w:w="3000"/>
+            <w:shd w:fill="F8FAFC" w:color="auto" w:val="clear"/>
             <w:tcMar>
               <w:top w:type="dxa" w:w="100"/>
               <w:left w:type="dxa" w:w="140"/>
@@ -5162,6 +5381,7 @@
         <w:tc>
           <w:tcPr>
             <w:tcW w:type="dxa" w:w="6300"/>
+            <w:shd w:fill="F8FAFC" w:color="auto" w:val="clear"/>
             <w:tcMar>
               <w:top w:type="dxa" w:w="100"/>
               <w:left w:type="dxa" w:w="140"/>
@@ -5330,10 +5550,10 @@
           <w:b/>
           <w:bCs/>
         </w:rPr>
-        <w:t xml:space="preserve">Le mot d'accueil et la relance partent de votre téléphone</w:t>
-      </w:r>
-      <w:r>
-        <w:t xml:space="preserve"> (WhatsApp s'ouvre, vous appuyez sur Envoyer). Ils ne portent aucun identifiant. Aucune trace « livré » ou « lu » n'existe.</w:t>
+        <w:t xml:space="preserve">Le mot d'accueil et la relance partent du numéro WhatsApp BMI</w:t>
+      </w:r>
+      <w:r>
+        <w:t xml:space="preserve"> (modèles approuvés par Meta). Ils ne portent aucun identifiant. Parti du numéro BMI, chaque message entre dans 📲 WhatsApp, et la conversation revient au commercial si elle n'est à personne. Sinon (formation, réseau, refus), WhatsApp s'ouvre sur votre téléphone avec le même texte.</w:t>
       </w:r>
     </w:p>
     <w:p>
@@ -5350,10 +5570,10 @@
           <w:b/>
           <w:bCs/>
         </w:rPr>
-        <w:t xml:space="preserve">« 📱 Relancer » écrit l'historique tout seul</w:t>
-      </w:r>
-      <w:r>
-        <w:t xml:space="preserve"> (« Relance WhatsApp envoyée ») : pas de question, pour que le geste reste rapide.</w:t>
+        <w:t xml:space="preserve">« 📱 Relancer » pose UNE question avant de partir</w:t>
+      </w:r>
+      <w:r>
+        <w:t xml:space="preserve"> : un message parti du numéro BMI ne se rattrape pas. Il écrit ensuite l'historique tout seul. Il nomme le PROJET de la fiche — jamais la « Nature du chantier », qui garde vos notes internes.</w:t>
       </w:r>
     </w:p>
     <w:p>
@@ -6645,7 +6865,7 @@
                 <w:sz w:val="19"/>
                 <w:szCs w:val="19"/>
               </w:rPr>
-              <w:t xml:space="preserve">WhatsApp ne s'ouvre pas à l'enregistrement</w:t>
+              <w:t xml:space="preserve">Le mot d'accueil n'est pas parti du numéro BMI</w:t>
             </w:r>
           </w:p>
         </w:tc>
@@ -6666,7 +6886,7 @@
                 <w:sz w:val="19"/>
                 <w:szCs w:val="19"/>
               </w:rPr>
-              <w:t xml:space="preserve">Le numéro est illisible, ou WhatsApp n'est pas installé sur l'appareil.</w:t>
+              <w:t xml:space="preserve">Le numéro est illisible, l'espace est la formation, le réseau manque, ou Meta n'a pas encore approuvé le modèle. L'écran le dit, puis WhatsApp s'ouvre sur votre téléphone.</w:t>
             </w:r>
           </w:p>
         </w:tc>
@@ -6687,7 +6907,7 @@
                 <w:sz w:val="19"/>
                 <w:szCs w:val="19"/>
               </w:rPr>
-              <w:t xml:space="preserve">Vérifier le numéro sur la fiche ; l'accueil peut être renvoyé plus tard avec « 📱 Relancer » (quand la relance est en retard) ou depuis 📲 WhatsApp.</w:t>
+              <w:t xml:space="preserve">Appuyer sur Envoyer dans WhatsApp ; vérifier le numéro sur la fiche. Pour écrire plus tard du numéro BMI : 📲 WhatsApp → « ✍️ Écrire » (chapitre 20).</w:t>
             </w:r>
           </w:p>
         </w:tc>
@@ -6712,7 +6932,7 @@
                 <w:sz w:val="19"/>
                 <w:szCs w:val="19"/>
               </w:rPr>
-              <w:t xml:space="preserve">Le mot d'accueil part de mon numéro personnel</w:t>
+              <w:t xml:space="preserve">La relance me demande le projet</w:t>
             </w:r>
           </w:p>
         </w:tc>
@@ -6732,7 +6952,7 @@
                 <w:sz w:val="19"/>
                 <w:szCs w:val="19"/>
               </w:rPr>
-              <w:t xml:space="preserve">C'est voulu : le prospect n'est pas client, aucun modèle du numéro BMI ne lui correspond.</w:t>
+              <w:t xml:space="preserve">La fiche n'en a pas (ancien prospect, demande de l'assistant WhatsApp).</w:t>
             </w:r>
           </w:p>
         </w:tc>
@@ -6752,7 +6972,7 @@
                 <w:sz w:val="19"/>
                 <w:szCs w:val="19"/>
               </w:rPr>
-              <w:t xml:space="preserve">Pour écrire depuis le numéro BMI : 📲 WhatsApp → « ✍️ Écrire » (chapitre 20).</w:t>
+              <w:t xml:space="preserve">Le choisir une fois : il reste sur la fiche. « 🎯 Projet » le change ensuite.</w:t>
             </w:r>
           </w:p>
         </w:tc>
@@ -7002,7 +7222,7 @@
                 <w:sz w:val="20"/>
                 <w:szCs w:val="20"/>
               </w:rPr>
-              <w:t xml:space="preserve">🧲 Prospects → Nouveau prospect : Particulier, nom, numéro, « Quartier Bè, près de la pharmacie » + point sur la carte, nature « maison 4 pièces, pas de budget, rappeler après le 15 », Avis Favorable, Intérêt Intéressé, Date de relance le 16. « ➕ Enregistrer » : WhatsApp s'ouvre avec le mot d'accueil, KOSSI envoie. Le 16, la ligne s'allume dans 🔔.</w:t>
+              <w:t xml:space="preserve">🧲 Prospects → Nouveau prospect : Particulier, nom, numéro, « Quartier Bè, près de la pharmacie » + point sur la carte, nature « maison 4 pièces, pas de budget, rappeler après le 15 », Avis Favorable, Intérêt Intéressé, Date de relance le 16. Projet : Solaire. « ➕ Enregistrer » : le mot d'accueil part du numéro BMI. Le 16, la ligne s'allume dans 🔔.</w:t>
             </w:r>
           </w:p>
         </w:tc>
@@ -7104,7 +7324,7 @@
                 <w:sz w:val="20"/>
                 <w:szCs w:val="20"/>
               </w:rPr>
-              <w:t xml:space="preserve">Pour chacune : « 📱 Relancer » (WhatsApp prêt, la note « Relance WhatsApp envoyée » s'écrit seule), ou un appel puis « 📞 Contacté » avec ce que ça a donné. Puis « Relance » pour poser la prochaine date. Le soir, la case 🔔 est à zéro.</w:t>
+              <w:t xml:space="preserve">Pour chacune : « 📱 Relancer » (une question, puis le message du numéro BMI qui nomme son projet ; la note s'écrit seule), ou un appel puis « 📞 Contacté » avec ce que ça a donné. Puis « Relance » pour poser la prochaine date. Le soir, la case 🔔 est à zéro.</w:t>
             </w:r>
           </w:p>
         </w:tc>
@@ -7769,7 +7989,7 @@
         <w:spacing w:after="80"/>
       </w:pPr>
       <w:r>
-        <w:t xml:space="preserve">Constater la case « 🔔 À relancer aujourd'hui » à 1 et la ligne orange. Cliquer « 📱 Relancer », fermer WhatsApp, puis montrer la note « Relance WhatsApp envoyée » (survol de « 📞 Contacté » : dernière activité aujourd'hui).</w:t>
+        <w:t xml:space="preserve">Constater la case « 🔔 À relancer aujourd'hui » à 1 et la ligne orange. Cliquer « 📱 Relancer », répondre à la question, puis montrer la note « Relance WhatsApp envoyée » (survol de « 📞 Contacté » : dernière activité aujourd'hui).</w:t>
       </w:r>
     </w:p>
     <w:p>
@@ -8178,7 +8398,7 @@
         <w:spacing w:after="60"/>
       </w:pPr>
       <w:r>
-        <w:t xml:space="preserve">Le mot d'accueil envoyé à l'enregistrement part-il du numéro BMI ? Comment écrire depuis le numéro BMI à un prospect ?</w:t>
+        <w:t xml:space="preserve">D'où part le mot d'accueil envoyé à l'enregistrement ? Que se passe-t-il si le numéro BMI ne peut pas l'envoyer ? Pourquoi la « Nature du chantier » ne part-elle jamais au client ?</w:t>
       </w:r>
     </w:p>
     <w:p>
@@ -9464,7 +9684,7 @@
         <w:sz w:val="14"/>
         <w:szCs w:val="14"/>
       </w:rPr>
-      <w:t xml:space="preserve">Version 2.101.388 de l'application  ·  30 septembre 2026  ·  document interne BMI Togo</w:t>
+      <w:t xml:space="preserve">Version 2.101.389 de l'application  ·  30 septembre 2026  ·  document interne BMI Togo</w:t>
     </w:r>
   </w:p>
 </w:ftr>

--- a/docs/manuel/chapitre-04-prospects.docx
+++ b/docs/manuel/chapitre-04-prospects.docx
@@ -322,7 +322,7 @@
                 <w:sz w:val="20"/>
                 <w:szCs w:val="20"/>
               </w:rPr>
-              <w:t xml:space="preserve">2.101.389</w:t>
+              <w:t xml:space="preserve">2.101.390</w:t>
             </w:r>
           </w:p>
         </w:tc>
@@ -9684,7 +9684,7 @@
         <w:sz w:val="14"/>
         <w:szCs w:val="14"/>
       </w:rPr>
-      <w:t xml:space="preserve">Version 2.101.389 de l'application  ·  30 septembre 2026  ·  document interne BMI Togo</w:t>
+      <w:t xml:space="preserve">Version 2.101.390 de l'application  ·  30 septembre 2026  ·  document interne BMI Togo</w:t>
     </w:r>
   </w:p>
 </w:ftr>

--- a/docs/manuel/chapitre-04-prospects.docx
+++ b/docs/manuel/chapitre-04-prospects.docx
@@ -322,7 +322,7 @@
                 <w:sz w:val="20"/>
                 <w:szCs w:val="20"/>
               </w:rPr>
-              <w:t xml:space="preserve">2.101.390</w:t>
+              <w:t xml:space="preserve">2.101.391</w:t>
             </w:r>
           </w:p>
         </w:tc>
@@ -368,7 +368,7 @@
                 <w:sz w:val="20"/>
                 <w:szCs w:val="20"/>
               </w:rPr>
-              <w:t xml:space="preserve">30 septembre 2026</w:t>
+              <w:t xml:space="preserve">1er octobre 2026</w:t>
             </w:r>
           </w:p>
         </w:tc>
@@ -9684,7 +9684,7 @@
         <w:sz w:val="14"/>
         <w:szCs w:val="14"/>
       </w:rPr>
-      <w:t xml:space="preserve">Version 2.101.390 de l'application  ·  30 septembre 2026  ·  document interne BMI Togo</w:t>
+      <w:t xml:space="preserve">Version 2.101.391 de l'application  ·  1er octobre 2026  ·  document interne BMI Togo</w:t>
     </w:r>
   </w:p>
 </w:ftr>

--- a/docs/manuel/chapitre-04-prospects.docx
+++ b/docs/manuel/chapitre-04-prospects.docx
@@ -322,7 +322,7 @@
                 <w:sz w:val="20"/>
                 <w:szCs w:val="20"/>
               </w:rPr>
-              <w:t xml:space="preserve">2.101.391</w:t>
+              <w:t xml:space="preserve">2.101.392</w:t>
             </w:r>
           </w:p>
         </w:tc>
@@ -9684,7 +9684,7 @@
         <w:sz w:val="14"/>
         <w:szCs w:val="14"/>
       </w:rPr>
-      <w:t xml:space="preserve">Version 2.101.391 de l'application  ·  1er octobre 2026  ·  document interne BMI Togo</w:t>
+      <w:t xml:space="preserve">Version 2.101.392 de l'application  ·  1er octobre 2026  ·  document interne BMI Togo</w:t>
     </w:r>
   </w:p>
 </w:ftr>

--- a/docs/manuel/chapitre-04-prospects.docx
+++ b/docs/manuel/chapitre-04-prospects.docx
@@ -322,7 +322,7 @@
                 <w:sz w:val="20"/>
                 <w:szCs w:val="20"/>
               </w:rPr>
-              <w:t xml:space="preserve">2.101.392</w:t>
+              <w:t xml:space="preserve">2.101.393</w:t>
             </w:r>
           </w:p>
         </w:tc>
@@ -9684,7 +9684,7 @@
         <w:sz w:val="14"/>
         <w:szCs w:val="14"/>
       </w:rPr>
-      <w:t xml:space="preserve">Version 2.101.392 de l'application  ·  1er octobre 2026  ·  document interne BMI Togo</w:t>
+      <w:t xml:space="preserve">Version 2.101.393 de l'application  ·  1er octobre 2026  ·  document interne BMI Togo</w:t>
     </w:r>
   </w:p>
 </w:ftr>

--- a/docs/manuel/chapitre-04-prospects.docx
+++ b/docs/manuel/chapitre-04-prospects.docx
@@ -322,7 +322,7 @@
                 <w:sz w:val="20"/>
                 <w:szCs w:val="20"/>
               </w:rPr>
-              <w:t xml:space="preserve">2.101.393</w:t>
+              <w:t xml:space="preserve">2.101.394</w:t>
             </w:r>
           </w:p>
         </w:tc>
@@ -9684,7 +9684,7 @@
         <w:sz w:val="14"/>
         <w:szCs w:val="14"/>
       </w:rPr>
-      <w:t xml:space="preserve">Version 2.101.393 de l'application  ·  1er octobre 2026  ·  document interne BMI Togo</w:t>
+      <w:t xml:space="preserve">Version 2.101.394 de l'application  ·  1er octobre 2026  ·  document interne BMI Togo</w:t>
     </w:r>
   </w:p>
 </w:ftr>

--- a/docs/manuel/chapitre-04-prospects.docx
+++ b/docs/manuel/chapitre-04-prospects.docx
@@ -322,7 +322,7 @@
                 <w:sz w:val="20"/>
                 <w:szCs w:val="20"/>
               </w:rPr>
-              <w:t xml:space="preserve">2.101.394</w:t>
+              <w:t xml:space="preserve">2.101.395</w:t>
             </w:r>
           </w:p>
         </w:tc>
@@ -9684,7 +9684,7 @@
         <w:sz w:val="14"/>
         <w:szCs w:val="14"/>
       </w:rPr>
-      <w:t xml:space="preserve">Version 2.101.394 de l'application  ·  1er octobre 2026  ·  document interne BMI Togo</w:t>
+      <w:t xml:space="preserve">Version 2.101.395 de l'application  ·  1er octobre 2026  ·  document interne BMI Togo</w:t>
     </w:r>
   </w:p>
 </w:ftr>

--- a/docs/manuel/chapitre-04-prospects.docx
+++ b/docs/manuel/chapitre-04-prospects.docx
@@ -322,7 +322,7 @@
                 <w:sz w:val="20"/>
                 <w:szCs w:val="20"/>
               </w:rPr>
-              <w:t xml:space="preserve">2.101.395</w:t>
+              <w:t xml:space="preserve">2.101.396</w:t>
             </w:r>
           </w:p>
         </w:tc>
@@ -9684,7 +9684,7 @@
         <w:sz w:val="14"/>
         <w:szCs w:val="14"/>
       </w:rPr>
-      <w:t xml:space="preserve">Version 2.101.395 de l'application  ·  1er octobre 2026  ·  document interne BMI Togo</w:t>
+      <w:t xml:space="preserve">Version 2.101.396 de l'application  ·  1er octobre 2026  ·  document interne BMI Togo</w:t>
     </w:r>
   </w:p>
 </w:ftr>

--- a/docs/manuel/chapitre-04-prospects.docx
+++ b/docs/manuel/chapitre-04-prospects.docx
@@ -322,7 +322,7 @@
                 <w:sz w:val="20"/>
                 <w:szCs w:val="20"/>
               </w:rPr>
-              <w:t xml:space="preserve">2.101.396</w:t>
+              <w:t xml:space="preserve">2.101.397</w:t>
             </w:r>
           </w:p>
         </w:tc>
@@ -9684,7 +9684,7 @@
         <w:sz w:val="14"/>
         <w:szCs w:val="14"/>
       </w:rPr>
-      <w:t xml:space="preserve">Version 2.101.396 de l'application  ·  1er octobre 2026  ·  document interne BMI Togo</w:t>
+      <w:t xml:space="preserve">Version 2.101.397 de l'application  ·  1er octobre 2026  ·  document interne BMI Togo</w:t>
     </w:r>
   </w:p>
 </w:ftr>

--- a/docs/manuel/chapitre-04-prospects.docx
+++ b/docs/manuel/chapitre-04-prospects.docx
@@ -322,7 +322,7 @@
                 <w:sz w:val="20"/>
                 <w:szCs w:val="20"/>
               </w:rPr>
-              <w:t xml:space="preserve">2.101.397</w:t>
+              <w:t xml:space="preserve">2.101.398</w:t>
             </w:r>
           </w:p>
         </w:tc>
@@ -9684,7 +9684,7 @@
         <w:sz w:val="14"/>
         <w:szCs w:val="14"/>
       </w:rPr>
-      <w:t xml:space="preserve">Version 2.101.397 de l'application  ·  1er octobre 2026  ·  document interne BMI Togo</w:t>
+      <w:t xml:space="preserve">Version 2.101.398 de l'application  ·  1er octobre 2026  ·  document interne BMI Togo</w:t>
     </w:r>
   </w:p>
 </w:ftr>

--- a/docs/manuel/chapitre-04-prospects.docx
+++ b/docs/manuel/chapitre-04-prospects.docx
@@ -322,7 +322,7 @@
                 <w:sz w:val="20"/>
                 <w:szCs w:val="20"/>
               </w:rPr>
-              <w:t xml:space="preserve">2.101.398</w:t>
+              <w:t xml:space="preserve">2.101.399</w:t>
             </w:r>
           </w:p>
         </w:tc>
@@ -9684,7 +9684,7 @@
         <w:sz w:val="14"/>
         <w:szCs w:val="14"/>
       </w:rPr>
-      <w:t xml:space="preserve">Version 2.101.398 de l'application  ·  1er octobre 2026  ·  document interne BMI Togo</w:t>
+      <w:t xml:space="preserve">Version 2.101.399 de l'application  ·  1er octobre 2026  ·  document interne BMI Togo</w:t>
     </w:r>
   </w:p>
 </w:ftr>

--- a/docs/manuel/chapitre-04-prospects.docx
+++ b/docs/manuel/chapitre-04-prospects.docx
@@ -322,7 +322,7 @@
                 <w:sz w:val="20"/>
                 <w:szCs w:val="20"/>
               </w:rPr>
-              <w:t xml:space="preserve">2.101.399</w:t>
+              <w:t xml:space="preserve">2.101.400</w:t>
             </w:r>
           </w:p>
         </w:tc>
@@ -9684,7 +9684,7 @@
         <w:sz w:val="14"/>
         <w:szCs w:val="14"/>
       </w:rPr>
-      <w:t xml:space="preserve">Version 2.101.399 de l'application  ·  1er octobre 2026  ·  document interne BMI Togo</w:t>
+      <w:t xml:space="preserve">Version 2.101.400 de l'application  ·  1er octobre 2026  ·  document interne BMI Togo</w:t>
     </w:r>
   </w:p>
 </w:ftr>

--- a/docs/manuel/chapitre-04-prospects.docx
+++ b/docs/manuel/chapitre-04-prospects.docx
@@ -322,7 +322,7 @@
                 <w:sz w:val="20"/>
                 <w:szCs w:val="20"/>
               </w:rPr>
-              <w:t xml:space="preserve">2.101.400</w:t>
+              <w:t xml:space="preserve">2.101.401</w:t>
             </w:r>
           </w:p>
         </w:tc>
@@ -9684,7 +9684,7 @@
         <w:sz w:val="14"/>
         <w:szCs w:val="14"/>
       </w:rPr>
-      <w:t xml:space="preserve">Version 2.101.400 de l'application  ·  1er octobre 2026  ·  document interne BMI Togo</w:t>
+      <w:t xml:space="preserve">Version 2.101.401 de l'application  ·  1er octobre 2026  ·  document interne BMI Togo</w:t>
     </w:r>
   </w:p>
 </w:ftr>

--- a/docs/manuel/chapitre-04-prospects.docx
+++ b/docs/manuel/chapitre-04-prospects.docx
@@ -322,7 +322,7 @@
                 <w:sz w:val="20"/>
                 <w:szCs w:val="20"/>
               </w:rPr>
-              <w:t xml:space="preserve">2.101.401</w:t>
+              <w:t xml:space="preserve">2.101.402</w:t>
             </w:r>
           </w:p>
         </w:tc>
@@ -9684,7 +9684,7 @@
         <w:sz w:val="14"/>
         <w:szCs w:val="14"/>
       </w:rPr>
-      <w:t xml:space="preserve">Version 2.101.401 de l'application  ·  1er octobre 2026  ·  document interne BMI Togo</w:t>
+      <w:t xml:space="preserve">Version 2.101.402 de l'application  ·  1er octobre 2026  ·  document interne BMI Togo</w:t>
     </w:r>
   </w:p>
 </w:ftr>

--- a/docs/manuel/chapitre-04-prospects.docx
+++ b/docs/manuel/chapitre-04-prospects.docx
@@ -322,7 +322,7 @@
                 <w:sz w:val="20"/>
                 <w:szCs w:val="20"/>
               </w:rPr>
-              <w:t xml:space="preserve">2.101.402</w:t>
+              <w:t xml:space="preserve">2.101.403</w:t>
             </w:r>
           </w:p>
         </w:tc>
@@ -9684,7 +9684,7 @@
         <w:sz w:val="14"/>
         <w:szCs w:val="14"/>
       </w:rPr>
-      <w:t xml:space="preserve">Version 2.101.402 de l'application  ·  1er octobre 2026  ·  document interne BMI Togo</w:t>
+      <w:t xml:space="preserve">Version 2.101.403 de l'application  ·  1er octobre 2026  ·  document interne BMI Togo</w:t>
     </w:r>
   </w:p>
 </w:ftr>

--- a/docs/manuel/chapitre-04-prospects.docx
+++ b/docs/manuel/chapitre-04-prospects.docx
@@ -322,7 +322,7 @@
                 <w:sz w:val="20"/>
                 <w:szCs w:val="20"/>
               </w:rPr>
-              <w:t xml:space="preserve">2.101.403</w:t>
+              <w:t xml:space="preserve">2.101.404</w:t>
             </w:r>
           </w:p>
         </w:tc>
@@ -9684,7 +9684,7 @@
         <w:sz w:val="14"/>
         <w:szCs w:val="14"/>
       </w:rPr>
-      <w:t xml:space="preserve">Version 2.101.403 de l'application  ·  1er octobre 2026  ·  document interne BMI Togo</w:t>
+      <w:t xml:space="preserve">Version 2.101.404 de l'application  ·  1er octobre 2026  ·  document interne BMI Togo</w:t>
     </w:r>
   </w:p>
 </w:ftr>

--- a/docs/manuel/chapitre-04-prospects.docx
+++ b/docs/manuel/chapitre-04-prospects.docx
@@ -322,7 +322,7 @@
                 <w:sz w:val="20"/>
                 <w:szCs w:val="20"/>
               </w:rPr>
-              <w:t xml:space="preserve">2.101.404</w:t>
+              <w:t xml:space="preserve">2.101.406</w:t>
             </w:r>
           </w:p>
         </w:tc>
@@ -9684,7 +9684,7 @@
         <w:sz w:val="14"/>
         <w:szCs w:val="14"/>
       </w:rPr>
-      <w:t xml:space="preserve">Version 2.101.404 de l'application  ·  1er octobre 2026  ·  document interne BMI Togo</w:t>
+      <w:t xml:space="preserve">Version 2.101.406 de l'application  ·  1er octobre 2026  ·  document interne BMI Togo</w:t>
     </w:r>
   </w:p>
 </w:ftr>

--- a/docs/manuel/chapitre-04-prospects.docx
+++ b/docs/manuel/chapitre-04-prospects.docx
@@ -322,7 +322,7 @@
                 <w:sz w:val="20"/>
                 <w:szCs w:val="20"/>
               </w:rPr>
-              <w:t xml:space="preserve">2.101.406</w:t>
+              <w:t xml:space="preserve">2.101.407</w:t>
             </w:r>
           </w:p>
         </w:tc>
@@ -9684,7 +9684,7 @@
         <w:sz w:val="14"/>
         <w:szCs w:val="14"/>
       </w:rPr>
-      <w:t xml:space="preserve">Version 2.101.406 de l'application  ·  1er octobre 2026  ·  document interne BMI Togo</w:t>
+      <w:t xml:space="preserve">Version 2.101.407 de l'application  ·  1er octobre 2026  ·  document interne BMI Togo</w:t>
     </w:r>
   </w:p>
 </w:ftr>

--- a/docs/manuel/chapitre-04-prospects.docx
+++ b/docs/manuel/chapitre-04-prospects.docx
@@ -322,7 +322,7 @@
                 <w:sz w:val="20"/>
                 <w:szCs w:val="20"/>
               </w:rPr>
-              <w:t xml:space="preserve">2.101.407</w:t>
+              <w:t xml:space="preserve">2.101.408</w:t>
             </w:r>
           </w:p>
         </w:tc>
@@ -9684,7 +9684,7 @@
         <w:sz w:val="14"/>
         <w:szCs w:val="14"/>
       </w:rPr>
-      <w:t xml:space="preserve">Version 2.101.407 de l'application  ·  1er octobre 2026  ·  document interne BMI Togo</w:t>
+      <w:t xml:space="preserve">Version 2.101.408 de l'application  ·  1er octobre 2026  ·  document interne BMI Togo</w:t>
     </w:r>
   </w:p>
 </w:ftr>

--- a/docs/manuel/chapitre-04-prospects.docx
+++ b/docs/manuel/chapitre-04-prospects.docx
@@ -322,7 +322,7 @@
                 <w:sz w:val="20"/>
                 <w:szCs w:val="20"/>
               </w:rPr>
-              <w:t xml:space="preserve">2.101.408</w:t>
+              <w:t xml:space="preserve">2.101.409</w:t>
             </w:r>
           </w:p>
         </w:tc>
@@ -9684,7 +9684,7 @@
         <w:sz w:val="14"/>
         <w:szCs w:val="14"/>
       </w:rPr>
-      <w:t xml:space="preserve">Version 2.101.408 de l'application  ·  1er octobre 2026  ·  document interne BMI Togo</w:t>
+      <w:t xml:space="preserve">Version 2.101.409 de l'application  ·  1er octobre 2026  ·  document interne BMI Togo</w:t>
     </w:r>
   </w:p>
 </w:ftr>

--- a/docs/manuel/chapitre-04-prospects.docx
+++ b/docs/manuel/chapitre-04-prospects.docx
@@ -322,7 +322,7 @@
                 <w:sz w:val="20"/>
                 <w:szCs w:val="20"/>
               </w:rPr>
-              <w:t xml:space="preserve">2.101.409</w:t>
+              <w:t xml:space="preserve">2.101.410</w:t>
             </w:r>
           </w:p>
         </w:tc>
@@ -9684,7 +9684,7 @@
         <w:sz w:val="14"/>
         <w:szCs w:val="14"/>
       </w:rPr>
-      <w:t xml:space="preserve">Version 2.101.409 de l'application  ·  1er octobre 2026  ·  document interne BMI Togo</w:t>
+      <w:t xml:space="preserve">Version 2.101.410 de l'application  ·  1er octobre 2026  ·  document interne BMI Togo</w:t>
     </w:r>
   </w:p>
 </w:ftr>

--- a/docs/manuel/chapitre-04-prospects.docx
+++ b/docs/manuel/chapitre-04-prospects.docx
@@ -322,7 +322,7 @@
                 <w:sz w:val="20"/>
                 <w:szCs w:val="20"/>
               </w:rPr>
-              <w:t xml:space="preserve">2.101.410</w:t>
+              <w:t xml:space="preserve">2.101.411</w:t>
             </w:r>
           </w:p>
         </w:tc>
@@ -9684,7 +9684,7 @@
         <w:sz w:val="14"/>
         <w:szCs w:val="14"/>
       </w:rPr>
-      <w:t xml:space="preserve">Version 2.101.410 de l'application  ·  1er octobre 2026  ·  document interne BMI Togo</w:t>
+      <w:t xml:space="preserve">Version 2.101.411 de l'application  ·  1er octobre 2026  ·  document interne BMI Togo</w:t>
     </w:r>
   </w:p>
 </w:ftr>

--- a/docs/manuel/chapitre-04-prospects.docx
+++ b/docs/manuel/chapitre-04-prospects.docx
@@ -322,7 +322,7 @@
                 <w:sz w:val="20"/>
                 <w:szCs w:val="20"/>
               </w:rPr>
-              <w:t xml:space="preserve">2.101.411</w:t>
+              <w:t xml:space="preserve">2.101.412</w:t>
             </w:r>
           </w:p>
         </w:tc>
@@ -9684,7 +9684,7 @@
         <w:sz w:val="14"/>
         <w:szCs w:val="14"/>
       </w:rPr>
-      <w:t xml:space="preserve">Version 2.101.411 de l'application  ·  1er octobre 2026  ·  document interne BMI Togo</w:t>
+      <w:t xml:space="preserve">Version 2.101.412 de l'application  ·  1er octobre 2026  ·  document interne BMI Togo</w:t>
     </w:r>
   </w:p>
 </w:ftr>

--- a/docs/manuel/chapitre-04-prospects.docx
+++ b/docs/manuel/chapitre-04-prospects.docx
@@ -322,7 +322,7 @@
                 <w:sz w:val="20"/>
                 <w:szCs w:val="20"/>
               </w:rPr>
-              <w:t xml:space="preserve">2.101.412</w:t>
+              <w:t xml:space="preserve">2.101.413</w:t>
             </w:r>
           </w:p>
         </w:tc>
@@ -9684,7 +9684,7 @@
         <w:sz w:val="14"/>
         <w:szCs w:val="14"/>
       </w:rPr>
-      <w:t xml:space="preserve">Version 2.101.412 de l'application  ·  1er octobre 2026  ·  document interne BMI Togo</w:t>
+      <w:t xml:space="preserve">Version 2.101.413 de l'application  ·  1er octobre 2026  ·  document interne BMI Togo</w:t>
     </w:r>
   </w:p>
 </w:ftr>

--- a/docs/manuel/chapitre-04-prospects.docx
+++ b/docs/manuel/chapitre-04-prospects.docx
@@ -322,7 +322,7 @@
                 <w:sz w:val="20"/>
                 <w:szCs w:val="20"/>
               </w:rPr>
-              <w:t xml:space="preserve">2.101.413</w:t>
+              <w:t xml:space="preserve">2.101.414</w:t>
             </w:r>
           </w:p>
         </w:tc>
@@ -9684,7 +9684,7 @@
         <w:sz w:val="14"/>
         <w:szCs w:val="14"/>
       </w:rPr>
-      <w:t xml:space="preserve">Version 2.101.413 de l'application  ·  1er octobre 2026  ·  document interne BMI Togo</w:t>
+      <w:t xml:space="preserve">Version 2.101.414 de l'application  ·  1er octobre 2026  ·  document interne BMI Togo</w:t>
     </w:r>
   </w:p>
 </w:ftr>

--- a/docs/manuel/chapitre-04-prospects.docx
+++ b/docs/manuel/chapitre-04-prospects.docx
@@ -322,7 +322,7 @@
                 <w:sz w:val="20"/>
                 <w:szCs w:val="20"/>
               </w:rPr>
-              <w:t xml:space="preserve">2.101.414</w:t>
+              <w:t xml:space="preserve">2.101.415</w:t>
             </w:r>
           </w:p>
         </w:tc>
@@ -9684,7 +9684,7 @@
         <w:sz w:val="14"/>
         <w:szCs w:val="14"/>
       </w:rPr>
-      <w:t xml:space="preserve">Version 2.101.414 de l'application  ·  1er octobre 2026  ·  document interne BMI Togo</w:t>
+      <w:t xml:space="preserve">Version 2.101.415 de l'application  ·  1er octobre 2026  ·  document interne BMI Togo</w:t>
     </w:r>
   </w:p>
 </w:ftr>

--- a/docs/manuel/chapitre-04-prospects.docx
+++ b/docs/manuel/chapitre-04-prospects.docx
@@ -322,7 +322,7 @@
                 <w:sz w:val="20"/>
                 <w:szCs w:val="20"/>
               </w:rPr>
-              <w:t xml:space="preserve">2.101.415</w:t>
+              <w:t xml:space="preserve">2.101.416</w:t>
             </w:r>
           </w:p>
         </w:tc>
@@ -9684,7 +9684,7 @@
         <w:sz w:val="14"/>
         <w:szCs w:val="14"/>
       </w:rPr>
-      <w:t xml:space="preserve">Version 2.101.415 de l'application  ·  1er octobre 2026  ·  document interne BMI Togo</w:t>
+      <w:t xml:space="preserve">Version 2.101.416 de l'application  ·  1er octobre 2026  ·  document interne BMI Togo</w:t>
     </w:r>
   </w:p>
 </w:ftr>

--- a/docs/manuel/chapitre-04-prospects.docx
+++ b/docs/manuel/chapitre-04-prospects.docx
@@ -322,7 +322,7 @@
                 <w:sz w:val="20"/>
                 <w:szCs w:val="20"/>
               </w:rPr>
-              <w:t xml:space="preserve">2.101.416</w:t>
+              <w:t xml:space="preserve">2.101.417</w:t>
             </w:r>
           </w:p>
         </w:tc>
@@ -9684,7 +9684,7 @@
         <w:sz w:val="14"/>
         <w:szCs w:val="14"/>
       </w:rPr>
-      <w:t xml:space="preserve">Version 2.101.416 de l'application  ·  1er octobre 2026  ·  document interne BMI Togo</w:t>
+      <w:t xml:space="preserve">Version 2.101.417 de l'application  ·  1er octobre 2026  ·  document interne BMI Togo</w:t>
     </w:r>
   </w:p>
 </w:ftr>

--- a/docs/manuel/chapitre-04-prospects.docx
+++ b/docs/manuel/chapitre-04-prospects.docx
@@ -322,7 +322,7 @@
                 <w:sz w:val="20"/>
                 <w:szCs w:val="20"/>
               </w:rPr>
-              <w:t xml:space="preserve">2.101.417</w:t>
+              <w:t xml:space="preserve">2.101.418</w:t>
             </w:r>
           </w:p>
         </w:tc>
@@ -9684,7 +9684,7 @@
         <w:sz w:val="14"/>
         <w:szCs w:val="14"/>
       </w:rPr>
-      <w:t xml:space="preserve">Version 2.101.417 de l'application  ·  1er octobre 2026  ·  document interne BMI Togo</w:t>
+      <w:t xml:space="preserve">Version 2.101.418 de l'application  ·  1er octobre 2026  ·  document interne BMI Togo</w:t>
     </w:r>
   </w:p>
 </w:ftr>

--- a/docs/manuel/chapitre-04-prospects.docx
+++ b/docs/manuel/chapitre-04-prospects.docx
@@ -322,7 +322,7 @@
                 <w:sz w:val="20"/>
                 <w:szCs w:val="20"/>
               </w:rPr>
-              <w:t xml:space="preserve">2.101.418</w:t>
+              <w:t xml:space="preserve">2.101.419</w:t>
             </w:r>
           </w:p>
         </w:tc>
@@ -9684,7 +9684,7 @@
         <w:sz w:val="14"/>
         <w:szCs w:val="14"/>
       </w:rPr>
-      <w:t xml:space="preserve">Version 2.101.418 de l'application  ·  1er octobre 2026  ·  document interne BMI Togo</w:t>
+      <w:t xml:space="preserve">Version 2.101.419 de l'application  ·  1er octobre 2026  ·  document interne BMI Togo</w:t>
     </w:r>
   </w:p>
 </w:ftr>

--- a/docs/manuel/chapitre-04-prospects.docx
+++ b/docs/manuel/chapitre-04-prospects.docx
@@ -322,7 +322,7 @@
                 <w:sz w:val="20"/>
                 <w:szCs w:val="20"/>
               </w:rPr>
-              <w:t xml:space="preserve">2.101.419</w:t>
+              <w:t xml:space="preserve">2.101.420</w:t>
             </w:r>
           </w:p>
         </w:tc>
@@ -9684,7 +9684,7 @@
         <w:sz w:val="14"/>
         <w:szCs w:val="14"/>
       </w:rPr>
-      <w:t xml:space="preserve">Version 2.101.419 de l'application  ·  1er octobre 2026  ·  document interne BMI Togo</w:t>
+      <w:t xml:space="preserve">Version 2.101.420 de l'application  ·  1er octobre 2026  ·  document interne BMI Togo</w:t>
     </w:r>
   </w:p>
 </w:ftr>

--- a/docs/manuel/chapitre-04-prospects.docx
+++ b/docs/manuel/chapitre-04-prospects.docx
@@ -322,7 +322,7 @@
                 <w:sz w:val="20"/>
                 <w:szCs w:val="20"/>
               </w:rPr>
-              <w:t xml:space="preserve">2.101.420</w:t>
+              <w:t xml:space="preserve">2.101.421</w:t>
             </w:r>
           </w:p>
         </w:tc>
@@ -9684,7 +9684,7 @@
         <w:sz w:val="14"/>
         <w:szCs w:val="14"/>
       </w:rPr>
-      <w:t xml:space="preserve">Version 2.101.420 de l'application  ·  1er octobre 2026  ·  document interne BMI Togo</w:t>
+      <w:t xml:space="preserve">Version 2.101.421 de l'application  ·  1er octobre 2026  ·  document interne BMI Togo</w:t>
     </w:r>
   </w:p>
 </w:ftr>

--- a/docs/manuel/chapitre-04-prospects.docx
+++ b/docs/manuel/chapitre-04-prospects.docx
@@ -322,7 +322,7 @@
                 <w:sz w:val="20"/>
                 <w:szCs w:val="20"/>
               </w:rPr>
-              <w:t xml:space="preserve">2.101.421</w:t>
+              <w:t xml:space="preserve">2.101.422</w:t>
             </w:r>
           </w:p>
         </w:tc>
@@ -9684,7 +9684,7 @@
         <w:sz w:val="14"/>
         <w:szCs w:val="14"/>
       </w:rPr>
-      <w:t xml:space="preserve">Version 2.101.421 de l'application  ·  1er octobre 2026  ·  document interne BMI Togo</w:t>
+      <w:t xml:space="preserve">Version 2.101.422 de l'application  ·  1er octobre 2026  ·  document interne BMI Togo</w:t>
     </w:r>
   </w:p>
 </w:ftr>

--- a/docs/manuel/chapitre-04-prospects.docx
+++ b/docs/manuel/chapitre-04-prospects.docx
@@ -322,7 +322,7 @@
                 <w:sz w:val="20"/>
                 <w:szCs w:val="20"/>
               </w:rPr>
-              <w:t xml:space="preserve">2.101.422</w:t>
+              <w:t xml:space="preserve">2.101.423</w:t>
             </w:r>
           </w:p>
         </w:tc>
@@ -9684,7 +9684,7 @@
         <w:sz w:val="14"/>
         <w:szCs w:val="14"/>
       </w:rPr>
-      <w:t xml:space="preserve">Version 2.101.422 de l'application  ·  1er octobre 2026  ·  document interne BMI Togo</w:t>
+      <w:t xml:space="preserve">Version 2.101.423 de l'application  ·  1er octobre 2026  ·  document interne BMI Togo</w:t>
     </w:r>
   </w:p>
 </w:ftr>

--- a/docs/manuel/chapitre-04-prospects.docx
+++ b/docs/manuel/chapitre-04-prospects.docx
@@ -322,7 +322,7 @@
                 <w:sz w:val="20"/>
                 <w:szCs w:val="20"/>
               </w:rPr>
-              <w:t xml:space="preserve">2.101.423</w:t>
+              <w:t xml:space="preserve">2.101.424</w:t>
             </w:r>
           </w:p>
         </w:tc>
@@ -9684,7 +9684,7 @@
         <w:sz w:val="14"/>
         <w:szCs w:val="14"/>
       </w:rPr>
-      <w:t xml:space="preserve">Version 2.101.423 de l'application  ·  1er octobre 2026  ·  document interne BMI Togo</w:t>
+      <w:t xml:space="preserve">Version 2.101.424 de l'application  ·  1er octobre 2026  ·  document interne BMI Togo</w:t>
     </w:r>
   </w:p>
 </w:ftr>

--- a/docs/manuel/chapitre-04-prospects.docx
+++ b/docs/manuel/chapitre-04-prospects.docx
@@ -322,7 +322,7 @@
                 <w:sz w:val="20"/>
                 <w:szCs w:val="20"/>
               </w:rPr>
-              <w:t xml:space="preserve">2.101.424</w:t>
+              <w:t xml:space="preserve">2.101.425</w:t>
             </w:r>
           </w:p>
         </w:tc>
@@ -9684,7 +9684,7 @@
         <w:sz w:val="14"/>
         <w:szCs w:val="14"/>
       </w:rPr>
-      <w:t xml:space="preserve">Version 2.101.424 de l'application  ·  1er octobre 2026  ·  document interne BMI Togo</w:t>
+      <w:t xml:space="preserve">Version 2.101.425 de l'application  ·  1er octobre 2026  ·  document interne BMI Togo</w:t>
     </w:r>
   </w:p>
 </w:ftr>

--- a/docs/manuel/chapitre-04-prospects.docx
+++ b/docs/manuel/chapitre-04-prospects.docx
@@ -322,7 +322,7 @@
                 <w:sz w:val="20"/>
                 <w:szCs w:val="20"/>
               </w:rPr>
-              <w:t xml:space="preserve">2.101.425</w:t>
+              <w:t xml:space="preserve">2.101.426</w:t>
             </w:r>
           </w:p>
         </w:tc>
@@ -3407,6 +3407,50 @@
       </w:r>
       <w:r>
         <w:t xml:space="preserve">, il ne se supprime pas — au bout d'un an, les motifs d'archivage disent pourquoi les projets n'aboutissent pas.</w:t>
+      </w:r>
+    </w:p>
+    <w:p>
+      <w:pPr>
+        <w:keepNext/>
+        <w:spacing w:after="100" w:before="240"/>
+      </w:pPr>
+      <w:r>
+        <w:rPr>
+          <w:b/>
+          <w:bCs/>
+          <w:color w:val="0F172A"/>
+          <w:sz w:val="23"/>
+          <w:szCs w:val="23"/>
+        </w:rPr>
+        <w:t xml:space="preserve">Les comptes avec devis, rien acheté</w:t>
+      </w:r>
+    </w:p>
+    <w:p>
+      <w:pPr>
+        <w:spacing w:after="140"/>
+      </w:pPr>
+      <w:r>
+        <w:t xml:space="preserve">Sous le tableau, le cadre </w:t>
+      </w:r>
+      <w:r>
+        <w:rPr>
+          <w:b/>
+          <w:bCs/>
+        </w:rPr>
+        <w:t xml:space="preserve">« 📄 Comptes avec devis, rien acheté (N) »</w:t>
+      </w:r>
+      <w:r>
+        <w:t xml:space="preserve"> liste les comptes qui ont reçu un devis sans en valider aucun ni rien acheter : ce sont encore des prospects, même si leur compte existe. Chaque ligne dit le numéro, le nombre de devis, la date et le montant du dernier, qui l'a établi, et « 📁 Archivé » s'il dort depuis plus de 30 jours. </w:t>
+      </w:r>
+      <w:r>
+        <w:rPr>
+          <w:b/>
+          <w:bCs/>
+        </w:rPr>
+        <w:t xml:space="preserve">« 📋 Voir ses devis »</w:t>
+      </w:r>
+      <w:r>
+        <w:t xml:space="preserve"> ouvre 📋 Tous les devis, où l'on relance ou corrige. Le commercial n'y voit que les comptes dont il a établi un devis ; l'administrateur, le responsable commercial et le chef d'équipe, tous. Ils quittent le cadre tout seuls au premier devis validé ou au premier achat.</w:t>
       </w:r>
     </w:p>
     <w:p>
@@ -9684,7 +9728,7 @@
         <w:sz w:val="14"/>
         <w:szCs w:val="14"/>
       </w:rPr>
-      <w:t xml:space="preserve">Version 2.101.425 de l'application  ·  1er octobre 2026  ·  document interne BMI Togo</w:t>
+      <w:t xml:space="preserve">Version 2.101.426 de l'application  ·  1er octobre 2026  ·  document interne BMI Togo</w:t>
     </w:r>
   </w:p>
 </w:ftr>

--- a/docs/manuel/chapitre-04-prospects.docx
+++ b/docs/manuel/chapitre-04-prospects.docx
@@ -322,7 +322,7 @@
                 <w:sz w:val="20"/>
                 <w:szCs w:val="20"/>
               </w:rPr>
-              <w:t xml:space="preserve">2.101.426</w:t>
+              <w:t xml:space="preserve">2.101.427</w:t>
             </w:r>
           </w:p>
         </w:tc>
@@ -9728,7 +9728,7 @@
         <w:sz w:val="14"/>
         <w:szCs w:val="14"/>
       </w:rPr>
-      <w:t xml:space="preserve">Version 2.101.426 de l'application  ·  1er octobre 2026  ·  document interne BMI Togo</w:t>
+      <w:t xml:space="preserve">Version 2.101.427 de l'application  ·  1er octobre 2026  ·  document interne BMI Togo</w:t>
     </w:r>
   </w:p>
 </w:ftr>

--- a/docs/manuel/chapitre-04-prospects.docx
+++ b/docs/manuel/chapitre-04-prospects.docx
@@ -322,7 +322,7 @@
                 <w:sz w:val="20"/>
                 <w:szCs w:val="20"/>
               </w:rPr>
-              <w:t xml:space="preserve">2.101.427</w:t>
+              <w:t xml:space="preserve">2.101.428</w:t>
             </w:r>
           </w:p>
         </w:tc>
@@ -3440,7 +3440,7 @@
         <w:t xml:space="preserve">« 📄 Comptes avec devis, rien acheté (N) »</w:t>
       </w:r>
       <w:r>
-        <w:t xml:space="preserve"> liste les comptes qui ont reçu un devis sans en valider aucun ni rien acheter : ce sont encore des prospects, même si leur compte existe. Chaque ligne dit le numéro, le nombre de devis, la date et le montant du dernier, qui l'a établi, et « 📁 Archivé » s'il dort depuis plus de 30 jours. </w:t>
+        <w:t xml:space="preserve"> liste les comptes qui ont reçu un devis sans en valider aucun ni rien acheter : ce sont encore des prospects, même si leur compte existe. Chaque ligne dit le numéro, le nombre de devis, la date et le montant du dernier, qui l'a établi, et « 📁 Archivé » s'il dort depuis plus de 30 jours. Les plus récents sont en haut (date du dernier devis). </w:t>
       </w:r>
       <w:r>
         <w:rPr>
@@ -9728,7 +9728,7 @@
         <w:sz w:val="14"/>
         <w:szCs w:val="14"/>
       </w:rPr>
-      <w:t xml:space="preserve">Version 2.101.427 de l'application  ·  1er octobre 2026  ·  document interne BMI Togo</w:t>
+      <w:t xml:space="preserve">Version 2.101.428 de l'application  ·  1er octobre 2026  ·  document interne BMI Togo</w:t>
     </w:r>
   </w:p>
 </w:ftr>

--- a/docs/manuel/chapitre-04-prospects.docx
+++ b/docs/manuel/chapitre-04-prospects.docx
@@ -322,7 +322,7 @@
                 <w:sz w:val="20"/>
                 <w:szCs w:val="20"/>
               </w:rPr>
-              <w:t xml:space="preserve">2.101.428</w:t>
+              <w:t xml:space="preserve">2.101.429</w:t>
             </w:r>
           </w:p>
         </w:tc>
@@ -9728,7 +9728,7 @@
         <w:sz w:val="14"/>
         <w:szCs w:val="14"/>
       </w:rPr>
-      <w:t xml:space="preserve">Version 2.101.428 de l'application  ·  1er octobre 2026  ·  document interne BMI Togo</w:t>
+      <w:t xml:space="preserve">Version 2.101.429 de l'application  ·  1er octobre 2026  ·  document interne BMI Togo</w:t>
     </w:r>
   </w:p>
 </w:ftr>

--- a/docs/manuel/chapitre-04-prospects.docx
+++ b/docs/manuel/chapitre-04-prospects.docx
@@ -322,7 +322,7 @@
                 <w:sz w:val="20"/>
                 <w:szCs w:val="20"/>
               </w:rPr>
-              <w:t xml:space="preserve">2.101.429</w:t>
+              <w:t xml:space="preserve">2.101.430</w:t>
             </w:r>
           </w:p>
         </w:tc>
@@ -9728,7 +9728,7 @@
         <w:sz w:val="14"/>
         <w:szCs w:val="14"/>
       </w:rPr>
-      <w:t xml:space="preserve">Version 2.101.429 de l'application  ·  1er octobre 2026  ·  document interne BMI Togo</w:t>
+      <w:t xml:space="preserve">Version 2.101.430 de l'application  ·  1er octobre 2026  ·  document interne BMI Togo</w:t>
     </w:r>
   </w:p>
 </w:ftr>

--- a/docs/manuel/chapitre-04-prospects.docx
+++ b/docs/manuel/chapitre-04-prospects.docx
@@ -322,7 +322,7 @@
                 <w:sz w:val="20"/>
                 <w:szCs w:val="20"/>
               </w:rPr>
-              <w:t xml:space="preserve">2.101.430</w:t>
+              <w:t xml:space="preserve">2.101.431</w:t>
             </w:r>
           </w:p>
         </w:tc>
@@ -9728,7 +9728,7 @@
         <w:sz w:val="14"/>
         <w:szCs w:val="14"/>
       </w:rPr>
-      <w:t xml:space="preserve">Version 2.101.430 de l'application  ·  1er octobre 2026  ·  document interne BMI Togo</w:t>
+      <w:t xml:space="preserve">Version 2.101.431 de l'application  ·  1er octobre 2026  ·  document interne BMI Togo</w:t>
     </w:r>
   </w:p>
 </w:ftr>

--- a/docs/manuel/chapitre-04-prospects.docx
+++ b/docs/manuel/chapitre-04-prospects.docx
@@ -322,7 +322,7 @@
                 <w:sz w:val="20"/>
                 <w:szCs w:val="20"/>
               </w:rPr>
-              <w:t xml:space="preserve">2.101.431</w:t>
+              <w:t xml:space="preserve">2.101.432</w:t>
             </w:r>
           </w:p>
         </w:tc>
@@ -9728,7 +9728,7 @@
         <w:sz w:val="14"/>
         <w:szCs w:val="14"/>
       </w:rPr>
-      <w:t xml:space="preserve">Version 2.101.431 de l'application  ·  1er octobre 2026  ·  document interne BMI Togo</w:t>
+      <w:t xml:space="preserve">Version 2.101.432 de l'application  ·  1er octobre 2026  ·  document interne BMI Togo</w:t>
     </w:r>
   </w:p>
 </w:ftr>

--- a/docs/manuel/chapitre-04-prospects.docx
+++ b/docs/manuel/chapitre-04-prospects.docx
@@ -322,7 +322,7 @@
                 <w:sz w:val="20"/>
                 <w:szCs w:val="20"/>
               </w:rPr>
-              <w:t xml:space="preserve">2.101.432</w:t>
+              <w:t xml:space="preserve">2.101.433</w:t>
             </w:r>
           </w:p>
         </w:tc>
@@ -9728,7 +9728,7 @@
         <w:sz w:val="14"/>
         <w:szCs w:val="14"/>
       </w:rPr>
-      <w:t xml:space="preserve">Version 2.101.432 de l'application  ·  1er octobre 2026  ·  document interne BMI Togo</w:t>
+      <w:t xml:space="preserve">Version 2.101.433 de l'application  ·  1er octobre 2026  ·  document interne BMI Togo</w:t>
     </w:r>
   </w:p>
 </w:ftr>

--- a/docs/manuel/chapitre-04-prospects.docx
+++ b/docs/manuel/chapitre-04-prospects.docx
@@ -322,7 +322,7 @@
                 <w:sz w:val="20"/>
                 <w:szCs w:val="20"/>
               </w:rPr>
-              <w:t xml:space="preserve">2.101.433</w:t>
+              <w:t xml:space="preserve">2.101.434</w:t>
             </w:r>
           </w:p>
         </w:tc>
@@ -1940,7 +1940,7 @@
                 <w:sz w:val="19"/>
                 <w:szCs w:val="19"/>
               </w:rPr>
-              <w:t xml:space="preserve">« Mes prospects (N) » (ou « Tous les prospects (N) » pour l'administrateur), « Rechercher… », les boutons « Afficher les clients acquis (N) », « 💤 Dormants (N) », « 📦 Archivés (N) », « 🔔 À relancer (N) », puis le tableau, 50 lignes par page.</w:t>
+              <w:t xml:space="preserve">« Mes prospects (N) » (ou « Tous les prospects (N) » pour l'administrateur), « Rechercher… », la liste de période (« Toute période » d'office), les boutons « Afficher les clients acquis (N) », « 💤 Dormants (N) », « 📦 Archivés (N) », « 🔔 À relancer (N) », puis le tableau, 50 lignes par page.</w:t>
             </w:r>
           </w:p>
         </w:tc>
@@ -5050,7 +5050,7 @@
                 <w:sz w:val="19"/>
                 <w:szCs w:val="19"/>
               </w:rPr>
-              <w:t xml:space="preserve">Colonnes</w:t>
+              <w:t xml:space="preserve">Le filtre de période</w:t>
             </w:r>
           </w:p>
         </w:tc>
@@ -5071,52 +5071,84 @@
                 <w:sz w:val="19"/>
                 <w:szCs w:val="19"/>
               </w:rPr>
+              <w:t xml:space="preserve">Liste </w:t>
+            </w:r>
+            <w:r>
+              <w:rPr>
+                <w:b/>
+                <w:bCs/>
+                <w:sz w:val="19"/>
+                <w:szCs w:val="19"/>
+              </w:rPr>
+              <w:t xml:space="preserve">« Toute période »</w:t>
+            </w:r>
+            <w:r>
+              <w:rPr>
+                <w:sz w:val="19"/>
+                <w:szCs w:val="19"/>
+              </w:rPr>
+              <w:t xml:space="preserve"> (d'office, à chaque ouverture), Aujourd'hui, Cette semaine, Ce mois, Cette année, ou </w:t>
+            </w:r>
+            <w:r>
+              <w:rPr>
+                <w:b/>
+                <w:bCs/>
+                <w:sz w:val="19"/>
+                <w:szCs w:val="19"/>
+              </w:rPr>
+              <w:t xml:space="preserve">« ✏️ Personnaliser… »</w:t>
+            </w:r>
+            <w:r>
+              <w:rPr>
+                <w:sz w:val="19"/>
+                <w:szCs w:val="19"/>
+              </w:rPr>
+              <w:t xml:space="preserve"> avec deux dates, sur la DATE du prospect. La liste et son nombre la suivent, et les « Comptes avec devis » suivent la date de leur DERNIER devis. Le compteur « 🔔 À relancer (N) » regarde toujours tout : une relance en retard ne se cache pas derrière une période.</w:t>
+            </w:r>
+          </w:p>
+        </w:tc>
+      </w:tr>
+      <w:tr>
+        <w:trPr>
+          <w:cantSplit/>
+        </w:trPr>
+        <w:tc>
+          <w:tcPr>
+            <w:tcW w:type="dxa" w:w="3000"/>
+            <w:tcMar>
+              <w:top w:type="dxa" w:w="100"/>
+              <w:left w:type="dxa" w:w="140"/>
+              <w:bottom w:type="dxa" w:w="100"/>
+              <w:right w:type="dxa" w:w="140"/>
+            </w:tcMar>
+          </w:tcPr>
+          <w:p>
+            <w:r>
+              <w:rPr>
+                <w:sz w:val="19"/>
+                <w:szCs w:val="19"/>
+              </w:rPr>
+              <w:t xml:space="preserve">Colonnes</w:t>
+            </w:r>
+          </w:p>
+        </w:tc>
+        <w:tc>
+          <w:tcPr>
+            <w:tcW w:type="dxa" w:w="6300"/>
+            <w:tcMar>
+              <w:top w:type="dxa" w:w="100"/>
+              <w:left w:type="dxa" w:w="140"/>
+              <w:bottom w:type="dxa" w:w="100"/>
+              <w:right w:type="dxa" w:w="140"/>
+            </w:tcMar>
+          </w:tcPr>
+          <w:p>
+            <w:r>
+              <w:rPr>
+                <w:sz w:val="19"/>
+                <w:szCs w:val="19"/>
+              </w:rPr>
               <w:t xml:space="preserve">Nom (figé quand on fait défiler) · Date · Numéro · Catégorie / projet · Localisation (+ carte) · Avis (+ pastilles d'état) · Intérêt · Relance · Commercial (administrateur seulement) · les boutons.</w:t>
-            </w:r>
-          </w:p>
-        </w:tc>
-      </w:tr>
-      <w:tr>
-        <w:trPr>
-          <w:cantSplit/>
-        </w:trPr>
-        <w:tc>
-          <w:tcPr>
-            <w:tcW w:type="dxa" w:w="3000"/>
-            <w:tcMar>
-              <w:top w:type="dxa" w:w="100"/>
-              <w:left w:type="dxa" w:w="140"/>
-              <w:bottom w:type="dxa" w:w="100"/>
-              <w:right w:type="dxa" w:w="140"/>
-            </w:tcMar>
-          </w:tcPr>
-          <w:p>
-            <w:r>
-              <w:rPr>
-                <w:sz w:val="19"/>
-                <w:szCs w:val="19"/>
-              </w:rPr>
-              <w:t xml:space="preserve">Relance</w:t>
-            </w:r>
-          </w:p>
-        </w:tc>
-        <w:tc>
-          <w:tcPr>
-            <w:tcW w:type="dxa" w:w="6300"/>
-            <w:tcMar>
-              <w:top w:type="dxa" w:w="100"/>
-              <w:left w:type="dxa" w:w="140"/>
-              <w:bottom w:type="dxa" w:w="100"/>
-              <w:right w:type="dxa" w:w="140"/>
-            </w:tcMar>
-          </w:tcPr>
-          <w:p>
-            <w:r>
-              <w:rPr>
-                <w:sz w:val="19"/>
-                <w:szCs w:val="19"/>
-              </w:rPr>
-              <w:t xml:space="preserve">Change la date de relance (pas pour l'administrateur).</w:t>
             </w:r>
           </w:p>
         </w:tc>
@@ -5142,7 +5174,7 @@
                 <w:sz w:val="19"/>
                 <w:szCs w:val="19"/>
               </w:rPr>
-              <w:t xml:space="preserve">📱 Relancer</w:t>
+              <w:t xml:space="preserve">Relance</w:t>
             </w:r>
           </w:p>
         </w:tc>
@@ -5163,52 +5195,52 @@
                 <w:sz w:val="19"/>
                 <w:szCs w:val="19"/>
               </w:rPr>
+              <w:t xml:space="preserve">Change la date de relance (pas pour l'administrateur).</w:t>
+            </w:r>
+          </w:p>
+        </w:tc>
+      </w:tr>
+      <w:tr>
+        <w:trPr>
+          <w:cantSplit/>
+        </w:trPr>
+        <w:tc>
+          <w:tcPr>
+            <w:tcW w:type="dxa" w:w="3000"/>
+            <w:tcMar>
+              <w:top w:type="dxa" w:w="100"/>
+              <w:left w:type="dxa" w:w="140"/>
+              <w:bottom w:type="dxa" w:w="100"/>
+              <w:right w:type="dxa" w:w="140"/>
+            </w:tcMar>
+          </w:tcPr>
+          <w:p>
+            <w:r>
+              <w:rPr>
+                <w:sz w:val="19"/>
+                <w:szCs w:val="19"/>
+              </w:rPr>
+              <w:t xml:space="preserve">📱 Relancer</w:t>
+            </w:r>
+          </w:p>
+        </w:tc>
+        <w:tc>
+          <w:tcPr>
+            <w:tcW w:type="dxa" w:w="6300"/>
+            <w:tcMar>
+              <w:top w:type="dxa" w:w="100"/>
+              <w:left w:type="dxa" w:w="140"/>
+              <w:bottom w:type="dxa" w:w="100"/>
+              <w:right w:type="dxa" w:w="140"/>
+            </w:tcMar>
+          </w:tcPr>
+          <w:p>
+            <w:r>
+              <w:rPr>
+                <w:sz w:val="19"/>
+                <w:szCs w:val="19"/>
+              </w:rPr>
               <w:t xml:space="preserve">N'apparaît que si la relance est en retard et que le prospect a un numéro. Une question, puis le message du numéro BMI, nommant le projet ; note automatique.</w:t>
-            </w:r>
-          </w:p>
-        </w:tc>
-      </w:tr>
-      <w:tr>
-        <w:trPr>
-          <w:cantSplit/>
-        </w:trPr>
-        <w:tc>
-          <w:tcPr>
-            <w:tcW w:type="dxa" w:w="3000"/>
-            <w:tcMar>
-              <w:top w:type="dxa" w:w="100"/>
-              <w:left w:type="dxa" w:w="140"/>
-              <w:bottom w:type="dxa" w:w="100"/>
-              <w:right w:type="dxa" w:w="140"/>
-            </w:tcMar>
-          </w:tcPr>
-          <w:p>
-            <w:r>
-              <w:rPr>
-                <w:sz w:val="19"/>
-                <w:szCs w:val="19"/>
-              </w:rPr>
-              <w:t xml:space="preserve">🎯 Projet</w:t>
-            </w:r>
-          </w:p>
-        </w:tc>
-        <w:tc>
-          <w:tcPr>
-            <w:tcW w:type="dxa" w:w="6300"/>
-            <w:tcMar>
-              <w:top w:type="dxa" w:w="100"/>
-              <w:left w:type="dxa" w:w="140"/>
-              <w:bottom w:type="dxa" w:w="100"/>
-              <w:right w:type="dxa" w:w="140"/>
-            </w:tcMar>
-          </w:tcPr>
-          <w:p>
-            <w:r>
-              <w:rPr>
-                <w:sz w:val="19"/>
-                <w:szCs w:val="19"/>
-              </w:rPr>
-              <w:t xml:space="preserve">Change le projet de la fiche (son commercial, l'administrateur).</w:t>
             </w:r>
           </w:p>
         </w:tc>
@@ -5234,7 +5266,7 @@
                 <w:sz w:val="19"/>
                 <w:szCs w:val="19"/>
               </w:rPr>
-              <w:t xml:space="preserve">Réassigner</w:t>
+              <w:t xml:space="preserve">🎯 Projet</w:t>
             </w:r>
           </w:p>
         </w:tc>
@@ -5255,52 +5287,52 @@
                 <w:sz w:val="19"/>
                 <w:szCs w:val="19"/>
               </w:rPr>
+              <w:t xml:space="preserve">Change le projet de la fiche (son commercial, l'administrateur).</w:t>
+            </w:r>
+          </w:p>
+        </w:tc>
+      </w:tr>
+      <w:tr>
+        <w:trPr>
+          <w:cantSplit/>
+        </w:trPr>
+        <w:tc>
+          <w:tcPr>
+            <w:tcW w:type="dxa" w:w="3000"/>
+            <w:tcMar>
+              <w:top w:type="dxa" w:w="100"/>
+              <w:left w:type="dxa" w:w="140"/>
+              <w:bottom w:type="dxa" w:w="100"/>
+              <w:right w:type="dxa" w:w="140"/>
+            </w:tcMar>
+          </w:tcPr>
+          <w:p>
+            <w:r>
+              <w:rPr>
+                <w:sz w:val="19"/>
+                <w:szCs w:val="19"/>
+              </w:rPr>
+              <w:t xml:space="preserve">Réassigner</w:t>
+            </w:r>
+          </w:p>
+        </w:tc>
+        <w:tc>
+          <w:tcPr>
+            <w:tcW w:type="dxa" w:w="6300"/>
+            <w:tcMar>
+              <w:top w:type="dxa" w:w="100"/>
+              <w:left w:type="dxa" w:w="140"/>
+              <w:bottom w:type="dxa" w:w="100"/>
+              <w:right w:type="dxa" w:w="140"/>
+            </w:tcMar>
+          </w:tcPr>
+          <w:p>
+            <w:r>
+              <w:rPr>
+                <w:sz w:val="19"/>
+                <w:szCs w:val="19"/>
+              </w:rPr>
               <w:t xml:space="preserve">Change le commercial responsable (pouvoir requis).</w:t>
-            </w:r>
-          </w:p>
-        </w:tc>
-      </w:tr>
-      <w:tr>
-        <w:trPr>
-          <w:cantSplit/>
-        </w:trPr>
-        <w:tc>
-          <w:tcPr>
-            <w:tcW w:type="dxa" w:w="3000"/>
-            <w:tcMar>
-              <w:top w:type="dxa" w:w="100"/>
-              <w:left w:type="dxa" w:w="140"/>
-              <w:bottom w:type="dxa" w:w="100"/>
-              <w:right w:type="dxa" w:w="140"/>
-            </w:tcMar>
-          </w:tcPr>
-          <w:p>
-            <w:r>
-              <w:rPr>
-                <w:sz w:val="19"/>
-                <w:szCs w:val="19"/>
-              </w:rPr>
-              <w:t xml:space="preserve">📞 Contacté</w:t>
-            </w:r>
-          </w:p>
-        </w:tc>
-        <w:tc>
-          <w:tcPr>
-            <w:tcW w:type="dxa" w:w="6300"/>
-            <w:tcMar>
-              <w:top w:type="dxa" w:w="100"/>
-              <w:left w:type="dxa" w:w="140"/>
-              <w:bottom w:type="dxa" w:w="100"/>
-              <w:right w:type="dxa" w:w="140"/>
-            </w:tcMar>
-          </w:tcPr>
-          <w:p>
-            <w:r>
-              <w:rPr>
-                <w:sz w:val="19"/>
-                <w:szCs w:val="19"/>
-              </w:rPr>
-              <w:t xml:space="preserve">Note un contact, avec ce que ça a donné. Le survol dit la dernière activité.</w:t>
             </w:r>
           </w:p>
         </w:tc>
@@ -5326,7 +5358,7 @@
                 <w:sz w:val="19"/>
                 <w:szCs w:val="19"/>
               </w:rPr>
-              <w:t xml:space="preserve">✅ Convertir en client</w:t>
+              <w:t xml:space="preserve">📞 Contacté</w:t>
             </w:r>
           </w:p>
         </w:tc>
@@ -5347,52 +5379,52 @@
                 <w:sz w:val="19"/>
                 <w:szCs w:val="19"/>
               </w:rPr>
+              <w:t xml:space="preserve">Note un contact, avec ce que ça a donné. Le survol dit la dernière activité.</w:t>
+            </w:r>
+          </w:p>
+        </w:tc>
+      </w:tr>
+      <w:tr>
+        <w:trPr>
+          <w:cantSplit/>
+        </w:trPr>
+        <w:tc>
+          <w:tcPr>
+            <w:tcW w:type="dxa" w:w="3000"/>
+            <w:tcMar>
+              <w:top w:type="dxa" w:w="100"/>
+              <w:left w:type="dxa" w:w="140"/>
+              <w:bottom w:type="dxa" w:w="100"/>
+              <w:right w:type="dxa" w:w="140"/>
+            </w:tcMar>
+          </w:tcPr>
+          <w:p>
+            <w:r>
+              <w:rPr>
+                <w:sz w:val="19"/>
+                <w:szCs w:val="19"/>
+              </w:rPr>
+              <w:t xml:space="preserve">✅ Convertir en client</w:t>
+            </w:r>
+          </w:p>
+        </w:tc>
+        <w:tc>
+          <w:tcPr>
+            <w:tcW w:type="dxa" w:w="6300"/>
+            <w:tcMar>
+              <w:top w:type="dxa" w:w="100"/>
+              <w:left w:type="dxa" w:w="140"/>
+              <w:bottom w:type="dxa" w:w="100"/>
+              <w:right w:type="dxa" w:w="140"/>
+            </w:tcMar>
+          </w:tcPr>
+          <w:p>
+            <w:r>
+              <w:rPr>
+                <w:sz w:val="19"/>
+                <w:szCs w:val="19"/>
+              </w:rPr>
               <w:t xml:space="preserve">Crée le compte, envoie les accès, passe la fiche « Client acquis ».</w:t>
-            </w:r>
-          </w:p>
-        </w:tc>
-      </w:tr>
-      <w:tr>
-        <w:trPr>
-          <w:cantSplit/>
-        </w:trPr>
-        <w:tc>
-          <w:tcPr>
-            <w:tcW w:type="dxa" w:w="3000"/>
-            <w:tcMar>
-              <w:top w:type="dxa" w:w="100"/>
-              <w:left w:type="dxa" w:w="140"/>
-              <w:bottom w:type="dxa" w:w="100"/>
-              <w:right w:type="dxa" w:w="140"/>
-            </w:tcMar>
-          </w:tcPr>
-          <w:p>
-            <w:r>
-              <w:rPr>
-                <w:sz w:val="19"/>
-                <w:szCs w:val="19"/>
-              </w:rPr>
-              <w:t xml:space="preserve">📦 Archiver / ↩ Réactiver</w:t>
-            </w:r>
-          </w:p>
-        </w:tc>
-        <w:tc>
-          <w:tcPr>
-            <w:tcW w:type="dxa" w:w="6300"/>
-            <w:tcMar>
-              <w:top w:type="dxa" w:w="100"/>
-              <w:left w:type="dxa" w:w="140"/>
-              <w:bottom w:type="dxa" w:w="100"/>
-              <w:right w:type="dxa" w:w="140"/>
-            </w:tcMar>
-          </w:tcPr>
-          <w:p>
-            <w:r>
-              <w:rPr>
-                <w:sz w:val="19"/>
-                <w:szCs w:val="19"/>
-              </w:rPr>
-              <w:t xml:space="preserve">Sort de la liste active avec un motif ; ou y revient.</w:t>
             </w:r>
           </w:p>
         </w:tc>
@@ -5418,7 +5450,7 @@
                 <w:sz w:val="19"/>
                 <w:szCs w:val="19"/>
               </w:rPr>
-              <w:t xml:space="preserve">Suppr.</w:t>
+              <w:t xml:space="preserve">📦 Archiver / ↩ Réactiver</w:t>
             </w:r>
           </w:p>
         </w:tc>
@@ -5426,6 +5458,51 @@
           <w:tcPr>
             <w:tcW w:type="dxa" w:w="6300"/>
             <w:shd w:fill="F8FAFC" w:color="auto" w:val="clear"/>
+            <w:tcMar>
+              <w:top w:type="dxa" w:w="100"/>
+              <w:left w:type="dxa" w:w="140"/>
+              <w:bottom w:type="dxa" w:w="100"/>
+              <w:right w:type="dxa" w:w="140"/>
+            </w:tcMar>
+          </w:tcPr>
+          <w:p>
+            <w:r>
+              <w:rPr>
+                <w:sz w:val="19"/>
+                <w:szCs w:val="19"/>
+              </w:rPr>
+              <w:t xml:space="preserve">Sort de la liste active avec un motif ; ou y revient.</w:t>
+            </w:r>
+          </w:p>
+        </w:tc>
+      </w:tr>
+      <w:tr>
+        <w:trPr>
+          <w:cantSplit/>
+        </w:trPr>
+        <w:tc>
+          <w:tcPr>
+            <w:tcW w:type="dxa" w:w="3000"/>
+            <w:tcMar>
+              <w:top w:type="dxa" w:w="100"/>
+              <w:left w:type="dxa" w:w="140"/>
+              <w:bottom w:type="dxa" w:w="100"/>
+              <w:right w:type="dxa" w:w="140"/>
+            </w:tcMar>
+          </w:tcPr>
+          <w:p>
+            <w:r>
+              <w:rPr>
+                <w:sz w:val="19"/>
+                <w:szCs w:val="19"/>
+              </w:rPr>
+              <w:t xml:space="preserve">Suppr.</w:t>
+            </w:r>
+          </w:p>
+        </w:tc>
+        <w:tc>
+          <w:tcPr>
+            <w:tcW w:type="dxa" w:w="6300"/>
             <w:tcMar>
               <w:top w:type="dxa" w:w="100"/>
               <w:left w:type="dxa" w:w="140"/>
@@ -9728,7 +9805,7 @@
         <w:sz w:val="14"/>
         <w:szCs w:val="14"/>
       </w:rPr>
-      <w:t xml:space="preserve">Version 2.101.433 de l'application  ·  1er octobre 2026  ·  document interne BMI Togo</w:t>
+      <w:t xml:space="preserve">Version 2.101.434 de l'application  ·  1er octobre 2026  ·  document interne BMI Togo</w:t>
     </w:r>
   </w:p>
 </w:ftr>

--- a/docs/manuel/chapitre-04-prospects.docx
+++ b/docs/manuel/chapitre-04-prospects.docx
@@ -322,7 +322,7 @@
                 <w:sz w:val="20"/>
                 <w:szCs w:val="20"/>
               </w:rPr>
-              <w:t xml:space="preserve">2.101.434</w:t>
+              <w:t xml:space="preserve">2.101.435</w:t>
             </w:r>
           </w:p>
         </w:tc>
@@ -9805,7 +9805,7 @@
         <w:sz w:val="14"/>
         <w:szCs w:val="14"/>
       </w:rPr>
-      <w:t xml:space="preserve">Version 2.101.434 de l'application  ·  1er octobre 2026  ·  document interne BMI Togo</w:t>
+      <w:t xml:space="preserve">Version 2.101.435 de l'application  ·  1er octobre 2026  ·  document interne BMI Togo</w:t>
     </w:r>
   </w:p>
 </w:ftr>

--- a/docs/manuel/chapitre-04-prospects.docx
+++ b/docs/manuel/chapitre-04-prospects.docx
@@ -322,7 +322,7 @@
                 <w:sz w:val="20"/>
                 <w:szCs w:val="20"/>
               </w:rPr>
-              <w:t xml:space="preserve">2.101.435</w:t>
+              <w:t xml:space="preserve">2.101.436</w:t>
             </w:r>
           </w:p>
         </w:tc>
@@ -9805,7 +9805,7 @@
         <w:sz w:val="14"/>
         <w:szCs w:val="14"/>
       </w:rPr>
-      <w:t xml:space="preserve">Version 2.101.435 de l'application  ·  1er octobre 2026  ·  document interne BMI Togo</w:t>
+      <w:t xml:space="preserve">Version 2.101.436 de l'application  ·  1er octobre 2026  ·  document interne BMI Togo</w:t>
     </w:r>
   </w:p>
 </w:ftr>

--- a/docs/manuel/chapitre-04-prospects.docx
+++ b/docs/manuel/chapitre-04-prospects.docx
@@ -322,7 +322,7 @@
                 <w:sz w:val="20"/>
                 <w:szCs w:val="20"/>
               </w:rPr>
-              <w:t xml:space="preserve">2.101.436</w:t>
+              <w:t xml:space="preserve">2.101.437</w:t>
             </w:r>
           </w:p>
         </w:tc>
@@ -9805,7 +9805,7 @@
         <w:sz w:val="14"/>
         <w:szCs w:val="14"/>
       </w:rPr>
-      <w:t xml:space="preserve">Version 2.101.436 de l'application  ·  1er octobre 2026  ·  document interne BMI Togo</w:t>
+      <w:t xml:space="preserve">Version 2.101.437 de l'application  ·  1er octobre 2026  ·  document interne BMI Togo</w:t>
     </w:r>
   </w:p>
 </w:ftr>
